--- a/output/Naming-Your-Trading-App-Best-Ten.docx
+++ b/output/Naming-Your-Trading-App-Best-Ten.docx
@@ -2239,13 +2239,14 @@
         </w:tblBorders>
       </w:tblPr>
       <w:tblGrid>
-        <w:gridCol w:w="500"/>
-        <w:gridCol w:w="1500"/>
-        <w:gridCol w:w="1500"/>
-        <w:gridCol w:w="700"/>
-        <w:gridCol w:w="1300"/>
-        <w:gridCol w:w="1260"/>
-        <w:gridCol w:w="2600"/>
+        <w:gridCol w:w="440"/>
+        <w:gridCol w:w="1350"/>
+        <w:gridCol w:w="1450"/>
+        <w:gridCol w:w="560"/>
+        <w:gridCol w:w="620"/>
+        <w:gridCol w:w="1150"/>
+        <w:gridCol w:w="1130"/>
+        <w:gridCol w:w="2660"/>
       </w:tblGrid>
       <w:tr>
         <w:trPr>
@@ -2253,7 +2254,7 @@
         </w:trPr>
         <w:tc>
           <w:tcPr>
-            <w:tcW w:type="dxa" w:w="500"/>
+            <w:tcW w:type="dxa" w:w="440"/>
             <w:shd w:fill="1F3050" w:color="auto" w:val="clear"/>
             <w:tcMar>
               <w:top w:type="dxa" w:w="90"/>
@@ -2281,7 +2282,7 @@
         </w:tc>
         <w:tc>
           <w:tcPr>
-            <w:tcW w:type="dxa" w:w="1500"/>
+            <w:tcW w:type="dxa" w:w="1350"/>
             <w:shd w:fill="1F3050" w:color="auto" w:val="clear"/>
             <w:tcMar>
               <w:top w:type="dxa" w:w="90"/>
@@ -2309,7 +2310,7 @@
         </w:tc>
         <w:tc>
           <w:tcPr>
-            <w:tcW w:type="dxa" w:w="1500"/>
+            <w:tcW w:type="dxa" w:w="1450"/>
             <w:shd w:fill="1F3050" w:color="auto" w:val="clear"/>
             <w:tcMar>
               <w:top w:type="dxa" w:w="90"/>
@@ -2337,7 +2338,7 @@
         </w:tc>
         <w:tc>
           <w:tcPr>
-            <w:tcW w:type="dxa" w:w="700"/>
+            <w:tcW w:type="dxa" w:w="560"/>
             <w:shd w:fill="1F3050" w:color="auto" w:val="clear"/>
             <w:tcMar>
               <w:top w:type="dxa" w:w="90"/>
@@ -2359,13 +2360,13 @@
                 <w:sz w:val="19"/>
                 <w:szCs w:val="19"/>
               </w:rPr>
-              <w:t xml:space="preserve">Score</w:t>
-            </w:r>
-          </w:p>
-        </w:tc>
-        <w:tc>
-          <w:tcPr>
-            <w:tcW w:type="dxa" w:w="1300"/>
+              <w:t xml:space="preserve">Syll</w:t>
+            </w:r>
+          </w:p>
+        </w:tc>
+        <w:tc>
+          <w:tcPr>
+            <w:tcW w:type="dxa" w:w="620"/>
             <w:shd w:fill="1F3050" w:color="auto" w:val="clear"/>
             <w:tcMar>
               <w:top w:type="dxa" w:w="90"/>
@@ -2387,13 +2388,13 @@
                 <w:sz w:val="19"/>
                 <w:szCs w:val="19"/>
               </w:rPr>
-              <w:t xml:space="preserve">Findability</w:t>
-            </w:r>
-          </w:p>
-        </w:tc>
-        <w:tc>
-          <w:tcPr>
-            <w:tcW w:type="dxa" w:w="1260"/>
+              <w:t xml:space="preserve">Score</w:t>
+            </w:r>
+          </w:p>
+        </w:tc>
+        <w:tc>
+          <w:tcPr>
+            <w:tcW w:type="dxa" w:w="1150"/>
             <w:shd w:fill="1F3050" w:color="auto" w:val="clear"/>
             <w:tcMar>
               <w:top w:type="dxa" w:w="90"/>
@@ -2415,13 +2416,13 @@
                 <w:sz w:val="19"/>
                 <w:szCs w:val="19"/>
               </w:rPr>
-              <w:t xml:space="preserve">Trademark</w:t>
-            </w:r>
-          </w:p>
-        </w:tc>
-        <w:tc>
-          <w:tcPr>
-            <w:tcW w:type="dxa" w:w="2600"/>
+              <w:t xml:space="preserve">Find</w:t>
+            </w:r>
+          </w:p>
+        </w:tc>
+        <w:tc>
+          <w:tcPr>
+            <w:tcW w:type="dxa" w:w="1130"/>
             <w:shd w:fill="1F3050" w:color="auto" w:val="clear"/>
             <w:tcMar>
               <w:top w:type="dxa" w:w="90"/>
@@ -2443,6 +2444,34 @@
                 <w:sz w:val="19"/>
                 <w:szCs w:val="19"/>
               </w:rPr>
+              <w:t xml:space="preserve">TM</w:t>
+            </w:r>
+          </w:p>
+        </w:tc>
+        <w:tc>
+          <w:tcPr>
+            <w:tcW w:type="dxa" w:w="2660"/>
+            <w:shd w:fill="1F3050" w:color="auto" w:val="clear"/>
+            <w:tcMar>
+              <w:top w:type="dxa" w:w="90"/>
+              <w:left w:type="dxa" w:w="120"/>
+              <w:bottom w:type="dxa" w:w="90"/>
+              <w:right w:type="dxa" w:w="120"/>
+            </w:tcMar>
+          </w:tcPr>
+          <w:p>
+            <w:pPr>
+              <w:spacing w:after="0" w:line="252"/>
+            </w:pPr>
+            <w:r>
+              <w:rPr>
+                <w:rFonts w:ascii="Calibri" w:cs="Calibri" w:eastAsia="Calibri" w:hAnsi="Calibri"/>
+                <w:b/>
+                <w:bCs/>
+                <w:color w:val="FFFFFF"/>
+                <w:sz w:val="19"/>
+                <w:szCs w:val="19"/>
+              </w:rPr>
               <w:t xml:space="preserve">The idea</w:t>
             </w:r>
           </w:p>
@@ -2451,7 +2480,7 @@
       <w:tr>
         <w:tc>
           <w:tcPr>
-            <w:tcW w:type="dxa" w:w="500"/>
+            <w:tcW w:type="dxa" w:w="440"/>
             <w:tcMar>
               <w:top w:type="dxa" w:w="90"/>
               <w:left w:type="dxa" w:w="120"/>
@@ -2478,7 +2507,7 @@
         </w:tc>
         <w:tc>
           <w:tcPr>
-            <w:tcW w:type="dxa" w:w="1500"/>
+            <w:tcW w:type="dxa" w:w="1350"/>
             <w:tcMar>
               <w:top w:type="dxa" w:w="90"/>
               <w:left w:type="dxa" w:w="120"/>
@@ -2503,7 +2532,7 @@
         </w:tc>
         <w:tc>
           <w:tcPr>
-            <w:tcW w:type="dxa" w:w="1500"/>
+            <w:tcW w:type="dxa" w:w="1450"/>
             <w:tcMar>
               <w:top w:type="dxa" w:w="90"/>
               <w:left w:type="dxa" w:w="120"/>
@@ -2528,7 +2557,32 @@
         </w:tc>
         <w:tc>
           <w:tcPr>
-            <w:tcW w:type="dxa" w:w="700"/>
+            <w:tcW w:type="dxa" w:w="560"/>
+            <w:tcMar>
+              <w:top w:type="dxa" w:w="90"/>
+              <w:left w:type="dxa" w:w="120"/>
+              <w:bottom w:type="dxa" w:w="90"/>
+              <w:right w:type="dxa" w:w="120"/>
+            </w:tcMar>
+          </w:tcPr>
+          <w:p>
+            <w:pPr>
+              <w:spacing w:after="0" w:line="252"/>
+            </w:pPr>
+            <w:r>
+              <w:rPr>
+                <w:rFonts w:ascii="Calibri" w:cs="Calibri" w:eastAsia="Calibri" w:hAnsi="Calibri"/>
+                <w:color w:val="222222"/>
+                <w:sz w:val="19"/>
+                <w:szCs w:val="19"/>
+              </w:rPr>
+              <w:t xml:space="preserve">2</w:t>
+            </w:r>
+          </w:p>
+        </w:tc>
+        <w:tc>
+          <w:tcPr>
+            <w:tcW w:type="dxa" w:w="620"/>
             <w:tcMar>
               <w:top w:type="dxa" w:w="90"/>
               <w:left w:type="dxa" w:w="120"/>
@@ -2553,7 +2607,7 @@
         </w:tc>
         <w:tc>
           <w:tcPr>
-            <w:tcW w:type="dxa" w:w="1300"/>
+            <w:tcW w:type="dxa" w:w="1150"/>
             <w:tcMar>
               <w:top w:type="dxa" w:w="90"/>
               <w:left w:type="dxa" w:w="120"/>
@@ -2578,7 +2632,7 @@
         </w:tc>
         <w:tc>
           <w:tcPr>
-            <w:tcW w:type="dxa" w:w="1260"/>
+            <w:tcW w:type="dxa" w:w="1130"/>
             <w:tcMar>
               <w:top w:type="dxa" w:w="90"/>
               <w:left w:type="dxa" w:w="120"/>
@@ -2603,7 +2657,7 @@
         </w:tc>
         <w:tc>
           <w:tcPr>
-            <w:tcW w:type="dxa" w:w="2600"/>
+            <w:tcW w:type="dxa" w:w="2660"/>
             <w:tcMar>
               <w:top w:type="dxa" w:w="90"/>
               <w:left w:type="dxa" w:w="120"/>
@@ -2630,7 +2684,7 @@
       <w:tr>
         <w:tc>
           <w:tcPr>
-            <w:tcW w:type="dxa" w:w="500"/>
+            <w:tcW w:type="dxa" w:w="440"/>
             <w:shd w:fill="F2F4F7" w:color="auto" w:val="clear"/>
             <w:tcMar>
               <w:top w:type="dxa" w:w="90"/>
@@ -2658,7 +2712,7 @@
         </w:tc>
         <w:tc>
           <w:tcPr>
-            <w:tcW w:type="dxa" w:w="1500"/>
+            <w:tcW w:type="dxa" w:w="1350"/>
             <w:shd w:fill="F2F4F7" w:color="auto" w:val="clear"/>
             <w:tcMar>
               <w:top w:type="dxa" w:w="90"/>
@@ -2684,7 +2738,7 @@
         </w:tc>
         <w:tc>
           <w:tcPr>
-            <w:tcW w:type="dxa" w:w="1500"/>
+            <w:tcW w:type="dxa" w:w="1450"/>
             <w:shd w:fill="F2F4F7" w:color="auto" w:val="clear"/>
             <w:tcMar>
               <w:top w:type="dxa" w:w="90"/>
@@ -2710,7 +2764,7 @@
         </w:tc>
         <w:tc>
           <w:tcPr>
-            <w:tcW w:type="dxa" w:w="700"/>
+            <w:tcW w:type="dxa" w:w="560"/>
             <w:shd w:fill="F2F4F7" w:color="auto" w:val="clear"/>
             <w:tcMar>
               <w:top w:type="dxa" w:w="90"/>
@@ -2730,13 +2784,39 @@
                 <w:sz w:val="19"/>
                 <w:szCs w:val="19"/>
               </w:rPr>
+              <w:t xml:space="preserve">4</w:t>
+            </w:r>
+          </w:p>
+        </w:tc>
+        <w:tc>
+          <w:tcPr>
+            <w:tcW w:type="dxa" w:w="620"/>
+            <w:shd w:fill="F2F4F7" w:color="auto" w:val="clear"/>
+            <w:tcMar>
+              <w:top w:type="dxa" w:w="90"/>
+              <w:left w:type="dxa" w:w="120"/>
+              <w:bottom w:type="dxa" w:w="90"/>
+              <w:right w:type="dxa" w:w="120"/>
+            </w:tcMar>
+          </w:tcPr>
+          <w:p>
+            <w:pPr>
+              <w:spacing w:after="0" w:line="252"/>
+            </w:pPr>
+            <w:r>
+              <w:rPr>
+                <w:rFonts w:ascii="Calibri" w:cs="Calibri" w:eastAsia="Calibri" w:hAnsi="Calibri"/>
+                <w:color w:val="222222"/>
+                <w:sz w:val="19"/>
+                <w:szCs w:val="19"/>
+              </w:rPr>
               <w:t xml:space="preserve">87</w:t>
             </w:r>
           </w:p>
         </w:tc>
         <w:tc>
           <w:tcPr>
-            <w:tcW w:type="dxa" w:w="1300"/>
+            <w:tcW w:type="dxa" w:w="1150"/>
             <w:shd w:fill="F2F4F7" w:color="auto" w:val="clear"/>
             <w:tcMar>
               <w:top w:type="dxa" w:w="90"/>
@@ -2762,7 +2842,7 @@
         </w:tc>
         <w:tc>
           <w:tcPr>
-            <w:tcW w:type="dxa" w:w="1260"/>
+            <w:tcW w:type="dxa" w:w="1130"/>
             <w:shd w:fill="F2F4F7" w:color="auto" w:val="clear"/>
             <w:tcMar>
               <w:top w:type="dxa" w:w="90"/>
@@ -2788,7 +2868,7 @@
         </w:tc>
         <w:tc>
           <w:tcPr>
-            <w:tcW w:type="dxa" w:w="2600"/>
+            <w:tcW w:type="dxa" w:w="2660"/>
             <w:shd w:fill="F2F4F7" w:color="auto" w:val="clear"/>
             <w:tcMar>
               <w:top w:type="dxa" w:w="90"/>
@@ -2816,7 +2896,7 @@
       <w:tr>
         <w:tc>
           <w:tcPr>
-            <w:tcW w:type="dxa" w:w="500"/>
+            <w:tcW w:type="dxa" w:w="440"/>
             <w:tcMar>
               <w:top w:type="dxa" w:w="90"/>
               <w:left w:type="dxa" w:w="120"/>
@@ -2843,7 +2923,7 @@
         </w:tc>
         <w:tc>
           <w:tcPr>
-            <w:tcW w:type="dxa" w:w="1500"/>
+            <w:tcW w:type="dxa" w:w="1350"/>
             <w:tcMar>
               <w:top w:type="dxa" w:w="90"/>
               <w:left w:type="dxa" w:w="120"/>
@@ -2868,7 +2948,7 @@
         </w:tc>
         <w:tc>
           <w:tcPr>
-            <w:tcW w:type="dxa" w:w="1500"/>
+            <w:tcW w:type="dxa" w:w="1450"/>
             <w:tcMar>
               <w:top w:type="dxa" w:w="90"/>
               <w:left w:type="dxa" w:w="120"/>
@@ -2893,7 +2973,32 @@
         </w:tc>
         <w:tc>
           <w:tcPr>
-            <w:tcW w:type="dxa" w:w="700"/>
+            <w:tcW w:type="dxa" w:w="560"/>
+            <w:tcMar>
+              <w:top w:type="dxa" w:w="90"/>
+              <w:left w:type="dxa" w:w="120"/>
+              <w:bottom w:type="dxa" w:w="90"/>
+              <w:right w:type="dxa" w:w="120"/>
+            </w:tcMar>
+          </w:tcPr>
+          <w:p>
+            <w:pPr>
+              <w:spacing w:after="0" w:line="252"/>
+            </w:pPr>
+            <w:r>
+              <w:rPr>
+                <w:rFonts w:ascii="Calibri" w:cs="Calibri" w:eastAsia="Calibri" w:hAnsi="Calibri"/>
+                <w:color w:val="222222"/>
+                <w:sz w:val="19"/>
+                <w:szCs w:val="19"/>
+              </w:rPr>
+              <w:t xml:space="preserve">3</w:t>
+            </w:r>
+          </w:p>
+        </w:tc>
+        <w:tc>
+          <w:tcPr>
+            <w:tcW w:type="dxa" w:w="620"/>
             <w:tcMar>
               <w:top w:type="dxa" w:w="90"/>
               <w:left w:type="dxa" w:w="120"/>
@@ -2918,7 +3023,7 @@
         </w:tc>
         <w:tc>
           <w:tcPr>
-            <w:tcW w:type="dxa" w:w="1300"/>
+            <w:tcW w:type="dxa" w:w="1150"/>
             <w:tcMar>
               <w:top w:type="dxa" w:w="90"/>
               <w:left w:type="dxa" w:w="120"/>
@@ -2943,7 +3048,7 @@
         </w:tc>
         <w:tc>
           <w:tcPr>
-            <w:tcW w:type="dxa" w:w="1260"/>
+            <w:tcW w:type="dxa" w:w="1130"/>
             <w:tcMar>
               <w:top w:type="dxa" w:w="90"/>
               <w:left w:type="dxa" w:w="120"/>
@@ -2968,7 +3073,7 @@
         </w:tc>
         <w:tc>
           <w:tcPr>
-            <w:tcW w:type="dxa" w:w="2600"/>
+            <w:tcW w:type="dxa" w:w="2660"/>
             <w:tcMar>
               <w:top w:type="dxa" w:w="90"/>
               <w:left w:type="dxa" w:w="120"/>
@@ -2995,7 +3100,7 @@
       <w:tr>
         <w:tc>
           <w:tcPr>
-            <w:tcW w:type="dxa" w:w="500"/>
+            <w:tcW w:type="dxa" w:w="440"/>
             <w:shd w:fill="F2F4F7" w:color="auto" w:val="clear"/>
             <w:tcMar>
               <w:top w:type="dxa" w:w="90"/>
@@ -3023,7 +3128,7 @@
         </w:tc>
         <w:tc>
           <w:tcPr>
-            <w:tcW w:type="dxa" w:w="1500"/>
+            <w:tcW w:type="dxa" w:w="1350"/>
             <w:shd w:fill="F2F4F7" w:color="auto" w:val="clear"/>
             <w:tcMar>
               <w:top w:type="dxa" w:w="90"/>
@@ -3049,7 +3154,7 @@
         </w:tc>
         <w:tc>
           <w:tcPr>
-            <w:tcW w:type="dxa" w:w="1500"/>
+            <w:tcW w:type="dxa" w:w="1450"/>
             <w:shd w:fill="F2F4F7" w:color="auto" w:val="clear"/>
             <w:tcMar>
               <w:top w:type="dxa" w:w="90"/>
@@ -3069,13 +3174,13 @@
                 <w:sz w:val="19"/>
                 <w:szCs w:val="19"/>
               </w:rPr>
-              <w:t xml:space="preserve">CAN-dl-lot</w:t>
-            </w:r>
-          </w:p>
-        </w:tc>
-        <w:tc>
-          <w:tcPr>
-            <w:tcW w:type="dxa" w:w="700"/>
+              <w:t xml:space="preserve">CAN-dle-lot</w:t>
+            </w:r>
+          </w:p>
+        </w:tc>
+        <w:tc>
+          <w:tcPr>
+            <w:tcW w:type="dxa" w:w="560"/>
             <w:shd w:fill="F2F4F7" w:color="auto" w:val="clear"/>
             <w:tcMar>
               <w:top w:type="dxa" w:w="90"/>
@@ -3095,13 +3200,39 @@
                 <w:sz w:val="19"/>
                 <w:szCs w:val="19"/>
               </w:rPr>
+              <w:t xml:space="preserve">3</w:t>
+            </w:r>
+          </w:p>
+        </w:tc>
+        <w:tc>
+          <w:tcPr>
+            <w:tcW w:type="dxa" w:w="620"/>
+            <w:shd w:fill="F2F4F7" w:color="auto" w:val="clear"/>
+            <w:tcMar>
+              <w:top w:type="dxa" w:w="90"/>
+              <w:left w:type="dxa" w:w="120"/>
+              <w:bottom w:type="dxa" w:w="90"/>
+              <w:right w:type="dxa" w:w="120"/>
+            </w:tcMar>
+          </w:tcPr>
+          <w:p>
+            <w:pPr>
+              <w:spacing w:after="0" w:line="252"/>
+            </w:pPr>
+            <w:r>
+              <w:rPr>
+                <w:rFonts w:ascii="Calibri" w:cs="Calibri" w:eastAsia="Calibri" w:hAnsi="Calibri"/>
+                <w:color w:val="222222"/>
+                <w:sz w:val="19"/>
+                <w:szCs w:val="19"/>
+              </w:rPr>
               <w:t xml:space="preserve">84</w:t>
             </w:r>
           </w:p>
         </w:tc>
         <w:tc>
           <w:tcPr>
-            <w:tcW w:type="dxa" w:w="1300"/>
+            <w:tcW w:type="dxa" w:w="1150"/>
             <w:shd w:fill="F2F4F7" w:color="auto" w:val="clear"/>
             <w:tcMar>
               <w:top w:type="dxa" w:w="90"/>
@@ -3127,7 +3258,7 @@
         </w:tc>
         <w:tc>
           <w:tcPr>
-            <w:tcW w:type="dxa" w:w="1260"/>
+            <w:tcW w:type="dxa" w:w="1130"/>
             <w:shd w:fill="F2F4F7" w:color="auto" w:val="clear"/>
             <w:tcMar>
               <w:top w:type="dxa" w:w="90"/>
@@ -3153,7 +3284,7 @@
         </w:tc>
         <w:tc>
           <w:tcPr>
-            <w:tcW w:type="dxa" w:w="2600"/>
+            <w:tcW w:type="dxa" w:w="2660"/>
             <w:shd w:fill="F2F4F7" w:color="auto" w:val="clear"/>
             <w:tcMar>
               <w:top w:type="dxa" w:w="90"/>
@@ -3181,7 +3312,7 @@
       <w:tr>
         <w:tc>
           <w:tcPr>
-            <w:tcW w:type="dxa" w:w="500"/>
+            <w:tcW w:type="dxa" w:w="440"/>
             <w:tcMar>
               <w:top w:type="dxa" w:w="90"/>
               <w:left w:type="dxa" w:w="120"/>
@@ -3208,7 +3339,7 @@
         </w:tc>
         <w:tc>
           <w:tcPr>
-            <w:tcW w:type="dxa" w:w="1500"/>
+            <w:tcW w:type="dxa" w:w="1350"/>
             <w:tcMar>
               <w:top w:type="dxa" w:w="90"/>
               <w:left w:type="dxa" w:w="120"/>
@@ -3233,7 +3364,7 @@
         </w:tc>
         <w:tc>
           <w:tcPr>
-            <w:tcW w:type="dxa" w:w="1500"/>
+            <w:tcW w:type="dxa" w:w="1450"/>
             <w:tcMar>
               <w:top w:type="dxa" w:w="90"/>
               <w:left w:type="dxa" w:w="120"/>
@@ -3258,7 +3389,32 @@
         </w:tc>
         <w:tc>
           <w:tcPr>
-            <w:tcW w:type="dxa" w:w="700"/>
+            <w:tcW w:type="dxa" w:w="560"/>
+            <w:tcMar>
+              <w:top w:type="dxa" w:w="90"/>
+              <w:left w:type="dxa" w:w="120"/>
+              <w:bottom w:type="dxa" w:w="90"/>
+              <w:right w:type="dxa" w:w="120"/>
+            </w:tcMar>
+          </w:tcPr>
+          <w:p>
+            <w:pPr>
+              <w:spacing w:after="0" w:line="252"/>
+            </w:pPr>
+            <w:r>
+              <w:rPr>
+                <w:rFonts w:ascii="Calibri" w:cs="Calibri" w:eastAsia="Calibri" w:hAnsi="Calibri"/>
+                <w:color w:val="222222"/>
+                <w:sz w:val="19"/>
+                <w:szCs w:val="19"/>
+              </w:rPr>
+              <w:t xml:space="preserve">3</w:t>
+            </w:r>
+          </w:p>
+        </w:tc>
+        <w:tc>
+          <w:tcPr>
+            <w:tcW w:type="dxa" w:w="620"/>
             <w:tcMar>
               <w:top w:type="dxa" w:w="90"/>
               <w:left w:type="dxa" w:w="120"/>
@@ -3283,7 +3439,7 @@
         </w:tc>
         <w:tc>
           <w:tcPr>
-            <w:tcW w:type="dxa" w:w="1300"/>
+            <w:tcW w:type="dxa" w:w="1150"/>
             <w:tcMar>
               <w:top w:type="dxa" w:w="90"/>
               <w:left w:type="dxa" w:w="120"/>
@@ -3308,7 +3464,7 @@
         </w:tc>
         <w:tc>
           <w:tcPr>
-            <w:tcW w:type="dxa" w:w="1260"/>
+            <w:tcW w:type="dxa" w:w="1130"/>
             <w:tcMar>
               <w:top w:type="dxa" w:w="90"/>
               <w:left w:type="dxa" w:w="120"/>
@@ -3333,7 +3489,7 @@
         </w:tc>
         <w:tc>
           <w:tcPr>
-            <w:tcW w:type="dxa" w:w="2600"/>
+            <w:tcW w:type="dxa" w:w="2660"/>
             <w:tcMar>
               <w:top w:type="dxa" w:w="90"/>
               <w:left w:type="dxa" w:w="120"/>
@@ -3360,7 +3516,7 @@
       <w:tr>
         <w:tc>
           <w:tcPr>
-            <w:tcW w:type="dxa" w:w="500"/>
+            <w:tcW w:type="dxa" w:w="440"/>
             <w:shd w:fill="F2F4F7" w:color="auto" w:val="clear"/>
             <w:tcMar>
               <w:top w:type="dxa" w:w="90"/>
@@ -3388,7 +3544,7 @@
         </w:tc>
         <w:tc>
           <w:tcPr>
-            <w:tcW w:type="dxa" w:w="1500"/>
+            <w:tcW w:type="dxa" w:w="1350"/>
             <w:shd w:fill="F2F4F7" w:color="auto" w:val="clear"/>
             <w:tcMar>
               <w:top w:type="dxa" w:w="90"/>
@@ -3414,7 +3570,7 @@
         </w:tc>
         <w:tc>
           <w:tcPr>
-            <w:tcW w:type="dxa" w:w="1500"/>
+            <w:tcW w:type="dxa" w:w="1450"/>
             <w:shd w:fill="F2F4F7" w:color="auto" w:val="clear"/>
             <w:tcMar>
               <w:top w:type="dxa" w:w="90"/>
@@ -3440,7 +3596,7 @@
         </w:tc>
         <w:tc>
           <w:tcPr>
-            <w:tcW w:type="dxa" w:w="700"/>
+            <w:tcW w:type="dxa" w:w="560"/>
             <w:shd w:fill="F2F4F7" w:color="auto" w:val="clear"/>
             <w:tcMar>
               <w:top w:type="dxa" w:w="90"/>
@@ -3460,13 +3616,39 @@
                 <w:sz w:val="19"/>
                 <w:szCs w:val="19"/>
               </w:rPr>
+              <w:t xml:space="preserve">2</w:t>
+            </w:r>
+          </w:p>
+        </w:tc>
+        <w:tc>
+          <w:tcPr>
+            <w:tcW w:type="dxa" w:w="620"/>
+            <w:shd w:fill="F2F4F7" w:color="auto" w:val="clear"/>
+            <w:tcMar>
+              <w:top w:type="dxa" w:w="90"/>
+              <w:left w:type="dxa" w:w="120"/>
+              <w:bottom w:type="dxa" w:w="90"/>
+              <w:right w:type="dxa" w:w="120"/>
+            </w:tcMar>
+          </w:tcPr>
+          <w:p>
+            <w:pPr>
+              <w:spacing w:after="0" w:line="252"/>
+            </w:pPr>
+            <w:r>
+              <w:rPr>
+                <w:rFonts w:ascii="Calibri" w:cs="Calibri" w:eastAsia="Calibri" w:hAnsi="Calibri"/>
+                <w:color w:val="222222"/>
+                <w:sz w:val="19"/>
+                <w:szCs w:val="19"/>
+              </w:rPr>
               <w:t xml:space="preserve">83</w:t>
             </w:r>
           </w:p>
         </w:tc>
         <w:tc>
           <w:tcPr>
-            <w:tcW w:type="dxa" w:w="1300"/>
+            <w:tcW w:type="dxa" w:w="1150"/>
             <w:shd w:fill="F2F4F7" w:color="auto" w:val="clear"/>
             <w:tcMar>
               <w:top w:type="dxa" w:w="90"/>
@@ -3492,7 +3674,7 @@
         </w:tc>
         <w:tc>
           <w:tcPr>
-            <w:tcW w:type="dxa" w:w="1260"/>
+            <w:tcW w:type="dxa" w:w="1130"/>
             <w:shd w:fill="F2F4F7" w:color="auto" w:val="clear"/>
             <w:tcMar>
               <w:top w:type="dxa" w:w="90"/>
@@ -3518,7 +3700,7 @@
         </w:tc>
         <w:tc>
           <w:tcPr>
-            <w:tcW w:type="dxa" w:w="2600"/>
+            <w:tcW w:type="dxa" w:w="2660"/>
             <w:shd w:fill="F2F4F7" w:color="auto" w:val="clear"/>
             <w:tcMar>
               <w:top w:type="dxa" w:w="90"/>
@@ -3546,7 +3728,7 @@
       <w:tr>
         <w:tc>
           <w:tcPr>
-            <w:tcW w:type="dxa" w:w="500"/>
+            <w:tcW w:type="dxa" w:w="440"/>
             <w:tcMar>
               <w:top w:type="dxa" w:w="90"/>
               <w:left w:type="dxa" w:w="120"/>
@@ -3573,7 +3755,7 @@
         </w:tc>
         <w:tc>
           <w:tcPr>
-            <w:tcW w:type="dxa" w:w="1500"/>
+            <w:tcW w:type="dxa" w:w="1350"/>
             <w:tcMar>
               <w:top w:type="dxa" w:w="90"/>
               <w:left w:type="dxa" w:w="120"/>
@@ -3598,7 +3780,7 @@
         </w:tc>
         <w:tc>
           <w:tcPr>
-            <w:tcW w:type="dxa" w:w="1500"/>
+            <w:tcW w:type="dxa" w:w="1450"/>
             <w:tcMar>
               <w:top w:type="dxa" w:w="90"/>
               <w:left w:type="dxa" w:w="120"/>
@@ -3623,7 +3805,32 @@
         </w:tc>
         <w:tc>
           <w:tcPr>
-            <w:tcW w:type="dxa" w:w="700"/>
+            <w:tcW w:type="dxa" w:w="560"/>
+            <w:tcMar>
+              <w:top w:type="dxa" w:w="90"/>
+              <w:left w:type="dxa" w:w="120"/>
+              <w:bottom w:type="dxa" w:w="90"/>
+              <w:right w:type="dxa" w:w="120"/>
+            </w:tcMar>
+          </w:tcPr>
+          <w:p>
+            <w:pPr>
+              <w:spacing w:after="0" w:line="252"/>
+            </w:pPr>
+            <w:r>
+              <w:rPr>
+                <w:rFonts w:ascii="Calibri" w:cs="Calibri" w:eastAsia="Calibri" w:hAnsi="Calibri"/>
+                <w:color w:val="222222"/>
+                <w:sz w:val="19"/>
+                <w:szCs w:val="19"/>
+              </w:rPr>
+              <w:t xml:space="preserve">4</w:t>
+            </w:r>
+          </w:p>
+        </w:tc>
+        <w:tc>
+          <w:tcPr>
+            <w:tcW w:type="dxa" w:w="620"/>
             <w:tcMar>
               <w:top w:type="dxa" w:w="90"/>
               <w:left w:type="dxa" w:w="120"/>
@@ -3648,7 +3855,7 @@
         </w:tc>
         <w:tc>
           <w:tcPr>
-            <w:tcW w:type="dxa" w:w="1300"/>
+            <w:tcW w:type="dxa" w:w="1150"/>
             <w:tcMar>
               <w:top w:type="dxa" w:w="90"/>
               <w:left w:type="dxa" w:w="120"/>
@@ -3673,7 +3880,7 @@
         </w:tc>
         <w:tc>
           <w:tcPr>
-            <w:tcW w:type="dxa" w:w="1260"/>
+            <w:tcW w:type="dxa" w:w="1130"/>
             <w:tcMar>
               <w:top w:type="dxa" w:w="90"/>
               <w:left w:type="dxa" w:w="120"/>
@@ -3698,7 +3905,7 @@
         </w:tc>
         <w:tc>
           <w:tcPr>
-            <w:tcW w:type="dxa" w:w="2600"/>
+            <w:tcW w:type="dxa" w:w="2660"/>
             <w:tcMar>
               <w:top w:type="dxa" w:w="90"/>
               <w:left w:type="dxa" w:w="120"/>
@@ -3725,7 +3932,7 @@
       <w:tr>
         <w:tc>
           <w:tcPr>
-            <w:tcW w:type="dxa" w:w="500"/>
+            <w:tcW w:type="dxa" w:w="440"/>
             <w:shd w:fill="F2F4F7" w:color="auto" w:val="clear"/>
             <w:tcMar>
               <w:top w:type="dxa" w:w="90"/>
@@ -3753,7 +3960,7 @@
         </w:tc>
         <w:tc>
           <w:tcPr>
-            <w:tcW w:type="dxa" w:w="1500"/>
+            <w:tcW w:type="dxa" w:w="1350"/>
             <w:shd w:fill="F2F4F7" w:color="auto" w:val="clear"/>
             <w:tcMar>
               <w:top w:type="dxa" w:w="90"/>
@@ -3779,7 +3986,7 @@
         </w:tc>
         <w:tc>
           <w:tcPr>
-            <w:tcW w:type="dxa" w:w="1500"/>
+            <w:tcW w:type="dxa" w:w="1450"/>
             <w:shd w:fill="F2F4F7" w:color="auto" w:val="clear"/>
             <w:tcMar>
               <w:top w:type="dxa" w:w="90"/>
@@ -3805,7 +4012,7 @@
         </w:tc>
         <w:tc>
           <w:tcPr>
-            <w:tcW w:type="dxa" w:w="700"/>
+            <w:tcW w:type="dxa" w:w="560"/>
             <w:shd w:fill="F2F4F7" w:color="auto" w:val="clear"/>
             <w:tcMar>
               <w:top w:type="dxa" w:w="90"/>
@@ -3825,13 +4032,39 @@
                 <w:sz w:val="19"/>
                 <w:szCs w:val="19"/>
               </w:rPr>
+              <w:t xml:space="preserve">3</w:t>
+            </w:r>
+          </w:p>
+        </w:tc>
+        <w:tc>
+          <w:tcPr>
+            <w:tcW w:type="dxa" w:w="620"/>
+            <w:shd w:fill="F2F4F7" w:color="auto" w:val="clear"/>
+            <w:tcMar>
+              <w:top w:type="dxa" w:w="90"/>
+              <w:left w:type="dxa" w:w="120"/>
+              <w:bottom w:type="dxa" w:w="90"/>
+              <w:right w:type="dxa" w:w="120"/>
+            </w:tcMar>
+          </w:tcPr>
+          <w:p>
+            <w:pPr>
+              <w:spacing w:after="0" w:line="252"/>
+            </w:pPr>
+            <w:r>
+              <w:rPr>
+                <w:rFonts w:ascii="Calibri" w:cs="Calibri" w:eastAsia="Calibri" w:hAnsi="Calibri"/>
+                <w:color w:val="222222"/>
+                <w:sz w:val="19"/>
+                <w:szCs w:val="19"/>
+              </w:rPr>
               <w:t xml:space="preserve">82</w:t>
             </w:r>
           </w:p>
         </w:tc>
         <w:tc>
           <w:tcPr>
-            <w:tcW w:type="dxa" w:w="1300"/>
+            <w:tcW w:type="dxa" w:w="1150"/>
             <w:shd w:fill="F2F4F7" w:color="auto" w:val="clear"/>
             <w:tcMar>
               <w:top w:type="dxa" w:w="90"/>
@@ -3857,7 +4090,7 @@
         </w:tc>
         <w:tc>
           <w:tcPr>
-            <w:tcW w:type="dxa" w:w="1260"/>
+            <w:tcW w:type="dxa" w:w="1130"/>
             <w:shd w:fill="F2F4F7" w:color="auto" w:val="clear"/>
             <w:tcMar>
               <w:top w:type="dxa" w:w="90"/>
@@ -3883,7 +4116,7 @@
         </w:tc>
         <w:tc>
           <w:tcPr>
-            <w:tcW w:type="dxa" w:w="2600"/>
+            <w:tcW w:type="dxa" w:w="2660"/>
             <w:shd w:fill="F2F4F7" w:color="auto" w:val="clear"/>
             <w:tcMar>
               <w:top w:type="dxa" w:w="90"/>
@@ -3911,7 +4144,7 @@
       <w:tr>
         <w:tc>
           <w:tcPr>
-            <w:tcW w:type="dxa" w:w="500"/>
+            <w:tcW w:type="dxa" w:w="440"/>
             <w:tcMar>
               <w:top w:type="dxa" w:w="90"/>
               <w:left w:type="dxa" w:w="120"/>
@@ -3938,7 +4171,7 @@
         </w:tc>
         <w:tc>
           <w:tcPr>
-            <w:tcW w:type="dxa" w:w="1500"/>
+            <w:tcW w:type="dxa" w:w="1350"/>
             <w:tcMar>
               <w:top w:type="dxa" w:w="90"/>
               <w:left w:type="dxa" w:w="120"/>
@@ -3963,7 +4196,7 @@
         </w:tc>
         <w:tc>
           <w:tcPr>
-            <w:tcW w:type="dxa" w:w="1500"/>
+            <w:tcW w:type="dxa" w:w="1450"/>
             <w:tcMar>
               <w:top w:type="dxa" w:w="90"/>
               <w:left w:type="dxa" w:w="120"/>
@@ -3988,7 +4221,32 @@
         </w:tc>
         <w:tc>
           <w:tcPr>
-            <w:tcW w:type="dxa" w:w="700"/>
+            <w:tcW w:type="dxa" w:w="560"/>
+            <w:tcMar>
+              <w:top w:type="dxa" w:w="90"/>
+              <w:left w:type="dxa" w:w="120"/>
+              <w:bottom w:type="dxa" w:w="90"/>
+              <w:right w:type="dxa" w:w="120"/>
+            </w:tcMar>
+          </w:tcPr>
+          <w:p>
+            <w:pPr>
+              <w:spacing w:after="0" w:line="252"/>
+            </w:pPr>
+            <w:r>
+              <w:rPr>
+                <w:rFonts w:ascii="Calibri" w:cs="Calibri" w:eastAsia="Calibri" w:hAnsi="Calibri"/>
+                <w:color w:val="222222"/>
+                <w:sz w:val="19"/>
+                <w:szCs w:val="19"/>
+              </w:rPr>
+              <w:t xml:space="preserve">3</w:t>
+            </w:r>
+          </w:p>
+        </w:tc>
+        <w:tc>
+          <w:tcPr>
+            <w:tcW w:type="dxa" w:w="620"/>
             <w:tcMar>
               <w:top w:type="dxa" w:w="90"/>
               <w:left w:type="dxa" w:w="120"/>
@@ -4013,7 +4271,7 @@
         </w:tc>
         <w:tc>
           <w:tcPr>
-            <w:tcW w:type="dxa" w:w="1300"/>
+            <w:tcW w:type="dxa" w:w="1150"/>
             <w:tcMar>
               <w:top w:type="dxa" w:w="90"/>
               <w:left w:type="dxa" w:w="120"/>
@@ -4038,7 +4296,7 @@
         </w:tc>
         <w:tc>
           <w:tcPr>
-            <w:tcW w:type="dxa" w:w="1260"/>
+            <w:tcW w:type="dxa" w:w="1130"/>
             <w:tcMar>
               <w:top w:type="dxa" w:w="90"/>
               <w:left w:type="dxa" w:w="120"/>
@@ -4063,7 +4321,7 @@
         </w:tc>
         <w:tc>
           <w:tcPr>
-            <w:tcW w:type="dxa" w:w="2600"/>
+            <w:tcW w:type="dxa" w:w="2660"/>
             <w:tcMar>
               <w:top w:type="dxa" w:w="90"/>
               <w:left w:type="dxa" w:w="120"/>
@@ -4090,7 +4348,7 @@
       <w:tr>
         <w:tc>
           <w:tcPr>
-            <w:tcW w:type="dxa" w:w="500"/>
+            <w:tcW w:type="dxa" w:w="440"/>
             <w:shd w:fill="F2F4F7" w:color="auto" w:val="clear"/>
             <w:tcMar>
               <w:top w:type="dxa" w:w="90"/>
@@ -4118,7 +4376,7 @@
         </w:tc>
         <w:tc>
           <w:tcPr>
-            <w:tcW w:type="dxa" w:w="1500"/>
+            <w:tcW w:type="dxa" w:w="1350"/>
             <w:shd w:fill="F2F4F7" w:color="auto" w:val="clear"/>
             <w:tcMar>
               <w:top w:type="dxa" w:w="90"/>
@@ -4144,7 +4402,7 @@
         </w:tc>
         <w:tc>
           <w:tcPr>
-            <w:tcW w:type="dxa" w:w="1500"/>
+            <w:tcW w:type="dxa" w:w="1450"/>
             <w:shd w:fill="F2F4F7" w:color="auto" w:val="clear"/>
             <w:tcMar>
               <w:top w:type="dxa" w:w="90"/>
@@ -4170,7 +4428,7 @@
         </w:tc>
         <w:tc>
           <w:tcPr>
-            <w:tcW w:type="dxa" w:w="700"/>
+            <w:tcW w:type="dxa" w:w="560"/>
             <w:shd w:fill="F2F4F7" w:color="auto" w:val="clear"/>
             <w:tcMar>
               <w:top w:type="dxa" w:w="90"/>
@@ -4190,13 +4448,39 @@
                 <w:sz w:val="19"/>
                 <w:szCs w:val="19"/>
               </w:rPr>
+              <w:t xml:space="preserve">3</w:t>
+            </w:r>
+          </w:p>
+        </w:tc>
+        <w:tc>
+          <w:tcPr>
+            <w:tcW w:type="dxa" w:w="620"/>
+            <w:shd w:fill="F2F4F7" w:color="auto" w:val="clear"/>
+            <w:tcMar>
+              <w:top w:type="dxa" w:w="90"/>
+              <w:left w:type="dxa" w:w="120"/>
+              <w:bottom w:type="dxa" w:w="90"/>
+              <w:right w:type="dxa" w:w="120"/>
+            </w:tcMar>
+          </w:tcPr>
+          <w:p>
+            <w:pPr>
+              <w:spacing w:after="0" w:line="252"/>
+            </w:pPr>
+            <w:r>
+              <w:rPr>
+                <w:rFonts w:ascii="Calibri" w:cs="Calibri" w:eastAsia="Calibri" w:hAnsi="Calibri"/>
+                <w:color w:val="222222"/>
+                <w:sz w:val="19"/>
+                <w:szCs w:val="19"/>
+              </w:rPr>
               <w:t xml:space="preserve">81</w:t>
             </w:r>
           </w:p>
         </w:tc>
         <w:tc>
           <w:tcPr>
-            <w:tcW w:type="dxa" w:w="1300"/>
+            <w:tcW w:type="dxa" w:w="1150"/>
             <w:shd w:fill="F2F4F7" w:color="auto" w:val="clear"/>
             <w:tcMar>
               <w:top w:type="dxa" w:w="90"/>
@@ -4222,7 +4506,7 @@
         </w:tc>
         <w:tc>
           <w:tcPr>
-            <w:tcW w:type="dxa" w:w="1260"/>
+            <w:tcW w:type="dxa" w:w="1130"/>
             <w:shd w:fill="F2F4F7" w:color="auto" w:val="clear"/>
             <w:tcMar>
               <w:top w:type="dxa" w:w="90"/>
@@ -4248,7 +4532,7 @@
         </w:tc>
         <w:tc>
           <w:tcPr>
-            <w:tcW w:type="dxa" w:w="2600"/>
+            <w:tcW w:type="dxa" w:w="2660"/>
             <w:shd w:fill="F2F4F7" w:color="auto" w:val="clear"/>
             <w:tcMar>
               <w:top w:type="dxa" w:w="90"/>
@@ -4331,6 +4615,31 @@
           <w:szCs w:val="21"/>
         </w:rPr>
         <w:t xml:space="preserve">means someone else uses a similar name in a related field — not a block, but a question for a lawyer.</w:t>
+      </w:r>
+    </w:p>
+    <w:p>
+      <w:pPr>
+        <w:spacing w:after="140" w:line="276"/>
+      </w:pPr>
+      <w:r>
+        <w:rPr>
+          <w:rFonts w:ascii="Calibri" w:cs="Calibri" w:eastAsia="Calibri" w:hAnsi="Calibri"/>
+          <w:b/>
+          <w:bCs/>
+          <w:color w:val="222222"/>
+          <w:sz w:val="21"/>
+          <w:szCs w:val="21"/>
+        </w:rPr>
+        <w:t xml:space="preserve">On syllables: </w:t>
+      </w:r>
+      <w:r>
+        <w:rPr>
+          <w:rFonts w:ascii="Calibri" w:cs="Calibri" w:eastAsia="Calibri" w:hAnsi="Calibri"/>
+          <w:color w:val="222222"/>
+          <w:sz w:val="21"/>
+          <w:szCs w:val="21"/>
+        </w:rPr>
+        <w:t xml:space="preserve">two of the ten are two-syllable names — Dawnlot and Torchlot — and Dawnlot is the top-ranked name overall. If short is what you want, the first choice already delivers it.</w:t>
       </w:r>
     </w:p>
     <w:p>
@@ -4652,7 +4961,7 @@
           <w:sz w:val="30"/>
           <w:szCs w:val="30"/>
         </w:rPr>
-        <w:t xml:space="preserve">Two names that did not make the ten, and why</w:t>
+        <w:t xml:space="preserve">If two syllables is the requirement</w:t>
       </w:r>
     </w:p>
     <w:p>
@@ -4668,6 +4977,1991 @@
           <w:sz w:val="21"/>
           <w:szCs w:val="21"/>
         </w:rPr>
+        <w:t xml:space="preserve">Start here: Dawnlot, the top-ranked name above, is two syllables. </w:t>
+      </w:r>
+      <w:r>
+        <w:rPr>
+          <w:rFonts w:ascii="Calibri" w:cs="Calibri" w:eastAsia="Calibri" w:hAnsi="Calibri"/>
+          <w:color w:val="222222"/>
+          <w:sz w:val="21"/>
+          <w:szCs w:val="21"/>
+        </w:rPr>
+        <w:t xml:space="preserve">So is Torchlot at number six. If a short name is the goal, you do not have to leave the main list to get one.</w:t>
+      </w:r>
+    </w:p>
+    <w:p>
+      <w:pPr>
+        <w:spacing w:after="140" w:line="276"/>
+      </w:pPr>
+      <w:r>
+        <w:rPr>
+          <w:rFonts w:ascii="Calibri" w:cs="Calibri" w:eastAsia="Calibri" w:hAnsi="Calibri"/>
+          <w:color w:val="222222"/>
+          <w:sz w:val="21"/>
+          <w:szCs w:val="21"/>
+        </w:rPr>
+        <w:t xml:space="preserve">Beyond those, a separate search was run in the register you asked about — Claude, Marcus, Monzo, Kuda — pleasant, human-sounding words of exactly two syllables that carry no meaning about the product. It is worth knowing what that search found, because the result is instructive.</w:t>
+      </w:r>
+    </w:p>
+    <w:tbl>
+      <w:tblPr>
+        <w:tblW w:type="dxa" w:w="9360"/>
+        <w:tblBorders>
+          <w:top w:val="single" w:color="D5DAE0" w:sz="2"/>
+          <w:left w:val="none" w:color="FFFFFF" w:sz="0"/>
+          <w:bottom w:val="single" w:color="D5DAE0" w:sz="2"/>
+          <w:right w:val="none" w:color="FFFFFF" w:sz="0"/>
+          <w:insideH w:val="single" w:color="D5DAE0" w:sz="2"/>
+          <w:insideV w:val="none" w:color="FFFFFF" w:sz="0"/>
+        </w:tblBorders>
+      </w:tblPr>
+      <w:tblGrid>
+        <w:gridCol w:w="4680"/>
+        <w:gridCol w:w="2340"/>
+        <w:gridCol w:w="2340"/>
+      </w:tblGrid>
+      <w:tr>
+        <w:trPr>
+          <w:tblHeader/>
+        </w:trPr>
+        <w:tc>
+          <w:tcPr>
+            <w:tcW w:type="dxa" w:w="4680"/>
+            <w:shd w:fill="1F3050" w:color="auto" w:val="clear"/>
+            <w:tcMar>
+              <w:top w:type="dxa" w:w="90"/>
+              <w:left w:type="dxa" w:w="120"/>
+              <w:bottom w:type="dxa" w:w="90"/>
+              <w:right w:type="dxa" w:w="120"/>
+            </w:tcMar>
+          </w:tcPr>
+          <w:p>
+            <w:pPr>
+              <w:spacing w:after="0" w:line="252"/>
+            </w:pPr>
+            <w:r>
+              <w:rPr>
+                <w:rFonts w:ascii="Calibri" w:cs="Calibri" w:eastAsia="Calibri" w:hAnsi="Calibri"/>
+                <w:b/>
+                <w:bCs/>
+                <w:color w:val="FFFFFF"/>
+                <w:sz w:val="19"/>
+                <w:szCs w:val="19"/>
+              </w:rPr>
+              <w:t xml:space="preserve">Outcome</w:t>
+            </w:r>
+          </w:p>
+        </w:tc>
+        <w:tc>
+          <w:tcPr>
+            <w:tcW w:type="dxa" w:w="2340"/>
+            <w:shd w:fill="1F3050" w:color="auto" w:val="clear"/>
+            <w:tcMar>
+              <w:top w:type="dxa" w:w="90"/>
+              <w:left w:type="dxa" w:w="120"/>
+              <w:bottom w:type="dxa" w:w="90"/>
+              <w:right w:type="dxa" w:w="120"/>
+            </w:tcMar>
+          </w:tcPr>
+          <w:p>
+            <w:pPr>
+              <w:spacing w:after="0" w:line="252"/>
+            </w:pPr>
+            <w:r>
+              <w:rPr>
+                <w:rFonts w:ascii="Calibri" w:cs="Calibri" w:eastAsia="Calibri" w:hAnsi="Calibri"/>
+                <w:b/>
+                <w:bCs/>
+                <w:color w:val="FFFFFF"/>
+                <w:sz w:val="19"/>
+                <w:szCs w:val="19"/>
+              </w:rPr>
+              <w:t xml:space="preserve">Count</w:t>
+            </w:r>
+          </w:p>
+        </w:tc>
+        <w:tc>
+          <w:tcPr>
+            <w:tcW w:type="dxa" w:w="2340"/>
+            <w:shd w:fill="1F3050" w:color="auto" w:val="clear"/>
+            <w:tcMar>
+              <w:top w:type="dxa" w:w="90"/>
+              <w:left w:type="dxa" w:w="120"/>
+              <w:bottom w:type="dxa" w:w="90"/>
+              <w:right w:type="dxa" w:w="120"/>
+            </w:tcMar>
+          </w:tcPr>
+          <w:p>
+            <w:pPr>
+              <w:spacing w:after="0" w:line="252"/>
+            </w:pPr>
+            <w:r>
+              <w:rPr>
+                <w:rFonts w:ascii="Calibri" w:cs="Calibri" w:eastAsia="Calibri" w:hAnsi="Calibri"/>
+                <w:b/>
+                <w:bCs/>
+                <w:color w:val="FFFFFF"/>
+                <w:sz w:val="19"/>
+                <w:szCs w:val="19"/>
+              </w:rPr>
+              <w:t xml:space="preserve">Share</w:t>
+            </w:r>
+          </w:p>
+        </w:tc>
+      </w:tr>
+      <w:tr>
+        <w:tc>
+          <w:tcPr>
+            <w:tcW w:type="dxa" w:w="4680"/>
+            <w:tcMar>
+              <w:top w:type="dxa" w:w="90"/>
+              <w:left w:type="dxa" w:w="120"/>
+              <w:bottom w:type="dxa" w:w="90"/>
+              <w:right w:type="dxa" w:w="120"/>
+            </w:tcMar>
+          </w:tcPr>
+          <w:p>
+            <w:pPr>
+              <w:spacing w:after="0" w:line="252"/>
+            </w:pPr>
+            <w:r>
+              <w:rPr>
+                <w:rFonts w:ascii="Calibri" w:cs="Calibri" w:eastAsia="Calibri" w:hAnsi="Calibri"/>
+                <w:b/>
+                <w:bCs/>
+                <w:color w:val="222222"/>
+                <w:sz w:val="19"/>
+                <w:szCs w:val="19"/>
+              </w:rPr>
+              <w:t xml:space="preserve">Domain already registered</w:t>
+            </w:r>
+          </w:p>
+        </w:tc>
+        <w:tc>
+          <w:tcPr>
+            <w:tcW w:type="dxa" w:w="2340"/>
+            <w:tcMar>
+              <w:top w:type="dxa" w:w="90"/>
+              <w:left w:type="dxa" w:w="120"/>
+              <w:bottom w:type="dxa" w:w="90"/>
+              <w:right w:type="dxa" w:w="120"/>
+            </w:tcMar>
+          </w:tcPr>
+          <w:p>
+            <w:pPr>
+              <w:spacing w:after="0" w:line="252"/>
+            </w:pPr>
+            <w:r>
+              <w:rPr>
+                <w:rFonts w:ascii="Calibri" w:cs="Calibri" w:eastAsia="Calibri" w:hAnsi="Calibri"/>
+                <w:color w:val="222222"/>
+                <w:sz w:val="19"/>
+                <w:szCs w:val="19"/>
+              </w:rPr>
+              <w:t xml:space="preserve">158</w:t>
+            </w:r>
+          </w:p>
+        </w:tc>
+        <w:tc>
+          <w:tcPr>
+            <w:tcW w:type="dxa" w:w="2340"/>
+            <w:tcMar>
+              <w:top w:type="dxa" w:w="90"/>
+              <w:left w:type="dxa" w:w="120"/>
+              <w:bottom w:type="dxa" w:w="90"/>
+              <w:right w:type="dxa" w:w="120"/>
+            </w:tcMar>
+          </w:tcPr>
+          <w:p>
+            <w:pPr>
+              <w:spacing w:after="0" w:line="252"/>
+            </w:pPr>
+            <w:r>
+              <w:rPr>
+                <w:rFonts w:ascii="Calibri" w:cs="Calibri" w:eastAsia="Calibri" w:hAnsi="Calibri"/>
+                <w:color w:val="222222"/>
+                <w:sz w:val="19"/>
+                <w:szCs w:val="19"/>
+              </w:rPr>
+              <w:t xml:space="preserve">73%</w:t>
+            </w:r>
+          </w:p>
+        </w:tc>
+      </w:tr>
+      <w:tr>
+        <w:tc>
+          <w:tcPr>
+            <w:tcW w:type="dxa" w:w="4680"/>
+            <w:shd w:fill="F2F4F7" w:color="auto" w:val="clear"/>
+            <w:tcMar>
+              <w:top w:type="dxa" w:w="90"/>
+              <w:left w:type="dxa" w:w="120"/>
+              <w:bottom w:type="dxa" w:w="90"/>
+              <w:right w:type="dxa" w:w="120"/>
+            </w:tcMar>
+          </w:tcPr>
+          <w:p>
+            <w:pPr>
+              <w:spacing w:after="0" w:line="252"/>
+            </w:pPr>
+            <w:r>
+              <w:rPr>
+                <w:rFonts w:ascii="Calibri" w:cs="Calibri" w:eastAsia="Calibri" w:hAnsi="Calibri"/>
+                <w:b/>
+                <w:bCs/>
+                <w:color w:val="222222"/>
+                <w:sz w:val="19"/>
+                <w:szCs w:val="19"/>
+              </w:rPr>
+              <w:t xml:space="preserve">Available, but priced as a premium asset</w:t>
+            </w:r>
+          </w:p>
+        </w:tc>
+        <w:tc>
+          <w:tcPr>
+            <w:tcW w:type="dxa" w:w="2340"/>
+            <w:shd w:fill="F2F4F7" w:color="auto" w:val="clear"/>
+            <w:tcMar>
+              <w:top w:type="dxa" w:w="90"/>
+              <w:left w:type="dxa" w:w="120"/>
+              <w:bottom w:type="dxa" w:w="90"/>
+              <w:right w:type="dxa" w:w="120"/>
+            </w:tcMar>
+          </w:tcPr>
+          <w:p>
+            <w:pPr>
+              <w:spacing w:after="0" w:line="252"/>
+            </w:pPr>
+            <w:r>
+              <w:rPr>
+                <w:rFonts w:ascii="Calibri" w:cs="Calibri" w:eastAsia="Calibri" w:hAnsi="Calibri"/>
+                <w:color w:val="222222"/>
+                <w:sz w:val="19"/>
+                <w:szCs w:val="19"/>
+              </w:rPr>
+              <w:t xml:space="preserve">41</w:t>
+            </w:r>
+          </w:p>
+        </w:tc>
+        <w:tc>
+          <w:tcPr>
+            <w:tcW w:type="dxa" w:w="2340"/>
+            <w:shd w:fill="F2F4F7" w:color="auto" w:val="clear"/>
+            <w:tcMar>
+              <w:top w:type="dxa" w:w="90"/>
+              <w:left w:type="dxa" w:w="120"/>
+              <w:bottom w:type="dxa" w:w="90"/>
+              <w:right w:type="dxa" w:w="120"/>
+            </w:tcMar>
+          </w:tcPr>
+          <w:p>
+            <w:pPr>
+              <w:spacing w:after="0" w:line="252"/>
+            </w:pPr>
+            <w:r>
+              <w:rPr>
+                <w:rFonts w:ascii="Calibri" w:cs="Calibri" w:eastAsia="Calibri" w:hAnsi="Calibri"/>
+                <w:color w:val="222222"/>
+                <w:sz w:val="19"/>
+                <w:szCs w:val="19"/>
+              </w:rPr>
+              <w:t xml:space="preserve">19%</w:t>
+            </w:r>
+          </w:p>
+        </w:tc>
+      </w:tr>
+      <w:tr>
+        <w:tc>
+          <w:tcPr>
+            <w:tcW w:type="dxa" w:w="4680"/>
+            <w:tcMar>
+              <w:top w:type="dxa" w:w="90"/>
+              <w:left w:type="dxa" w:w="120"/>
+              <w:bottom w:type="dxa" w:w="90"/>
+              <w:right w:type="dxa" w:w="120"/>
+            </w:tcMar>
+          </w:tcPr>
+          <w:p>
+            <w:pPr>
+              <w:spacing w:after="0" w:line="252"/>
+            </w:pPr>
+            <w:r>
+              <w:rPr>
+                <w:rFonts w:ascii="Calibri" w:cs="Calibri" w:eastAsia="Calibri" w:hAnsi="Calibri"/>
+                <w:b/>
+                <w:bCs/>
+                <w:color w:val="222222"/>
+                <w:sz w:val="19"/>
+                <w:szCs w:val="19"/>
+              </w:rPr>
+              <w:t xml:space="preserve">Available at ordinary price (about $12)</w:t>
+            </w:r>
+          </w:p>
+        </w:tc>
+        <w:tc>
+          <w:tcPr>
+            <w:tcW w:type="dxa" w:w="2340"/>
+            <w:tcMar>
+              <w:top w:type="dxa" w:w="90"/>
+              <w:left w:type="dxa" w:w="120"/>
+              <w:bottom w:type="dxa" w:w="90"/>
+              <w:right w:type="dxa" w:w="120"/>
+            </w:tcMar>
+          </w:tcPr>
+          <w:p>
+            <w:pPr>
+              <w:spacing w:after="0" w:line="252"/>
+            </w:pPr>
+            <w:r>
+              <w:rPr>
+                <w:rFonts w:ascii="Calibri" w:cs="Calibri" w:eastAsia="Calibri" w:hAnsi="Calibri"/>
+                <w:color w:val="222222"/>
+                <w:sz w:val="19"/>
+                <w:szCs w:val="19"/>
+              </w:rPr>
+              <w:t xml:space="preserve">18</w:t>
+            </w:r>
+          </w:p>
+        </w:tc>
+        <w:tc>
+          <w:tcPr>
+            <w:tcW w:type="dxa" w:w="2340"/>
+            <w:tcMar>
+              <w:top w:type="dxa" w:w="90"/>
+              <w:left w:type="dxa" w:w="120"/>
+              <w:bottom w:type="dxa" w:w="90"/>
+              <w:right w:type="dxa" w:w="120"/>
+            </w:tcMar>
+          </w:tcPr>
+          <w:p>
+            <w:pPr>
+              <w:spacing w:after="0" w:line="252"/>
+            </w:pPr>
+            <w:r>
+              <w:rPr>
+                <w:rFonts w:ascii="Calibri" w:cs="Calibri" w:eastAsia="Calibri" w:hAnsi="Calibri"/>
+                <w:color w:val="222222"/>
+                <w:sz w:val="19"/>
+                <w:szCs w:val="19"/>
+              </w:rPr>
+              <w:t xml:space="preserve">8%</w:t>
+            </w:r>
+          </w:p>
+        </w:tc>
+      </w:tr>
+    </w:tbl>
+    <w:p>
+      <w:pPr>
+        <w:spacing w:after="140" w:line="276"/>
+      </w:pPr>
+      <w:r>
+        <w:rPr>
+          <w:rFonts w:ascii="Calibri" w:cs="Calibri" w:eastAsia="Calibri" w:hAnsi="Calibri"/>
+          <w:color w:val="222222"/>
+          <w:sz w:val="21"/>
+          <w:szCs w:val="21"/>
+        </w:rPr>
+        <w:t xml:space="preserve"/>
+      </w:r>
+    </w:p>
+    <w:p>
+      <w:pPr>
+        <w:spacing w:after="140" w:line="276"/>
+      </w:pPr>
+      <w:r>
+        <w:rPr>
+          <w:rFonts w:ascii="Calibri" w:cs="Calibri" w:eastAsia="Calibri" w:hAnsi="Calibri"/>
+          <w:b/>
+          <w:bCs/>
+          <w:color w:val="222222"/>
+          <w:sz w:val="21"/>
+          <w:szCs w:val="21"/>
+        </w:rPr>
+        <w:t xml:space="preserve">A 92% loss rate — the tightest of any shape tested. </w:t>
+      </w:r>
+      <w:r>
+        <w:rPr>
+          <w:rFonts w:ascii="Calibri" w:cs="Calibri" w:eastAsia="Calibri" w:hAnsi="Calibri"/>
+          <w:color w:val="222222"/>
+          <w:sz w:val="21"/>
+          <w:szCs w:val="21"/>
+        </w:rPr>
+        <w:t xml:space="preserve">Two syllables is the shortest and most contested namespace on the internet. Claude, Monzo, Chime, Oscar, Marcus and Kuda were all claimed long before a company with a USD 200 ceiling could reach them. The instinct is right; the inventory is gone. What survives at $12 is, by definition, what nobody else wanted.</w:t>
+      </w:r>
+    </w:p>
+    <w:p>
+      <w:pPr>
+        <w:spacing w:after="180" w:line="276"/>
+      </w:pPr>
+      <w:r>
+        <w:rPr>
+          <w:rFonts w:ascii="Calibri" w:cs="Calibri" w:eastAsia="Calibri" w:hAnsi="Calibri"/>
+          <w:color w:val="222222"/>
+          <w:sz w:val="21"/>
+          <w:szCs w:val="21"/>
+        </w:rPr>
+        <w:t xml:space="preserve">Those 18 then went through the same language, trademark and search checks. Eight cleared and ten did not. None rated strong. They are listed here in full so the choice is yours rather than mine.</w:t>
+      </w:r>
+    </w:p>
+    <w:tbl>
+      <w:tblPr>
+        <w:tblW w:type="dxa" w:w="9360"/>
+        <w:tblBorders>
+          <w:top w:val="single" w:color="D5DAE0" w:sz="2"/>
+          <w:left w:val="none" w:color="FFFFFF" w:sz="0"/>
+          <w:bottom w:val="single" w:color="D5DAE0" w:sz="2"/>
+          <w:right w:val="none" w:color="FFFFFF" w:sz="0"/>
+          <w:insideH w:val="single" w:color="D5DAE0" w:sz="2"/>
+          <w:insideV w:val="none" w:color="FFFFFF" w:sz="0"/>
+        </w:tblBorders>
+      </w:tblPr>
+      <w:tblGrid>
+        <w:gridCol w:w="440"/>
+        <w:gridCol w:w="1300"/>
+        <w:gridCol w:w="1300"/>
+        <w:gridCol w:w="1700"/>
+        <w:gridCol w:w="1250"/>
+        <w:gridCol w:w="3370"/>
+      </w:tblGrid>
+      <w:tr>
+        <w:trPr>
+          <w:tblHeader/>
+        </w:trPr>
+        <w:tc>
+          <w:tcPr>
+            <w:tcW w:type="dxa" w:w="440"/>
+            <w:shd w:fill="1F3050" w:color="auto" w:val="clear"/>
+            <w:tcMar>
+              <w:top w:type="dxa" w:w="90"/>
+              <w:left w:type="dxa" w:w="120"/>
+              <w:bottom w:type="dxa" w:w="90"/>
+              <w:right w:type="dxa" w:w="120"/>
+            </w:tcMar>
+          </w:tcPr>
+          <w:p>
+            <w:pPr>
+              <w:spacing w:after="0" w:line="252"/>
+            </w:pPr>
+            <w:r>
+              <w:rPr>
+                <w:rFonts w:ascii="Calibri" w:cs="Calibri" w:eastAsia="Calibri" w:hAnsi="Calibri"/>
+                <w:b/>
+                <w:bCs/>
+                <w:color w:val="FFFFFF"/>
+                <w:sz w:val="19"/>
+                <w:szCs w:val="19"/>
+              </w:rPr>
+              <w:t xml:space="preserve">#</w:t>
+            </w:r>
+          </w:p>
+        </w:tc>
+        <w:tc>
+          <w:tcPr>
+            <w:tcW w:type="dxa" w:w="1300"/>
+            <w:shd w:fill="1F3050" w:color="auto" w:val="clear"/>
+            <w:tcMar>
+              <w:top w:type="dxa" w:w="90"/>
+              <w:left w:type="dxa" w:w="120"/>
+              <w:bottom w:type="dxa" w:w="90"/>
+              <w:right w:type="dxa" w:w="120"/>
+            </w:tcMar>
+          </w:tcPr>
+          <w:p>
+            <w:pPr>
+              <w:spacing w:after="0" w:line="252"/>
+            </w:pPr>
+            <w:r>
+              <w:rPr>
+                <w:rFonts w:ascii="Calibri" w:cs="Calibri" w:eastAsia="Calibri" w:hAnsi="Calibri"/>
+                <w:b/>
+                <w:bCs/>
+                <w:color w:val="FFFFFF"/>
+                <w:sz w:val="19"/>
+                <w:szCs w:val="19"/>
+              </w:rPr>
+              <w:t xml:space="preserve">Name</w:t>
+            </w:r>
+          </w:p>
+        </w:tc>
+        <w:tc>
+          <w:tcPr>
+            <w:tcW w:type="dxa" w:w="1300"/>
+            <w:shd w:fill="1F3050" w:color="auto" w:val="clear"/>
+            <w:tcMar>
+              <w:top w:type="dxa" w:w="90"/>
+              <w:left w:type="dxa" w:w="120"/>
+              <w:bottom w:type="dxa" w:w="90"/>
+              <w:right w:type="dxa" w:w="120"/>
+            </w:tcMar>
+          </w:tcPr>
+          <w:p>
+            <w:pPr>
+              <w:spacing w:after="0" w:line="252"/>
+            </w:pPr>
+            <w:r>
+              <w:rPr>
+                <w:rFonts w:ascii="Calibri" w:cs="Calibri" w:eastAsia="Calibri" w:hAnsi="Calibri"/>
+                <w:b/>
+                <w:bCs/>
+                <w:color w:val="FFFFFF"/>
+                <w:sz w:val="19"/>
+                <w:szCs w:val="19"/>
+              </w:rPr>
+              <w:t xml:space="preserve">Say it</w:t>
+            </w:r>
+          </w:p>
+        </w:tc>
+        <w:tc>
+          <w:tcPr>
+            <w:tcW w:type="dxa" w:w="1700"/>
+            <w:shd w:fill="1F3050" w:color="auto" w:val="clear"/>
+            <w:tcMar>
+              <w:top w:type="dxa" w:w="90"/>
+              <w:left w:type="dxa" w:w="120"/>
+              <w:bottom w:type="dxa" w:w="90"/>
+              <w:right w:type="dxa" w:w="120"/>
+            </w:tcMar>
+          </w:tcPr>
+          <w:p>
+            <w:pPr>
+              <w:spacing w:after="0" w:line="252"/>
+            </w:pPr>
+            <w:r>
+              <w:rPr>
+                <w:rFonts w:ascii="Calibri" w:cs="Calibri" w:eastAsia="Calibri" w:hAnsi="Calibri"/>
+                <w:b/>
+                <w:bCs/>
+                <w:color w:val="FFFFFF"/>
+                <w:sz w:val="19"/>
+                <w:szCs w:val="19"/>
+              </w:rPr>
+              <w:t xml:space="preserve">Domain</w:t>
+            </w:r>
+          </w:p>
+        </w:tc>
+        <w:tc>
+          <w:tcPr>
+            <w:tcW w:type="dxa" w:w="1250"/>
+            <w:shd w:fill="1F3050" w:color="auto" w:val="clear"/>
+            <w:tcMar>
+              <w:top w:type="dxa" w:w="90"/>
+              <w:left w:type="dxa" w:w="120"/>
+              <w:bottom w:type="dxa" w:w="90"/>
+              <w:right w:type="dxa" w:w="120"/>
+            </w:tcMar>
+          </w:tcPr>
+          <w:p>
+            <w:pPr>
+              <w:spacing w:after="0" w:line="252"/>
+            </w:pPr>
+            <w:r>
+              <w:rPr>
+                <w:rFonts w:ascii="Calibri" w:cs="Calibri" w:eastAsia="Calibri" w:hAnsi="Calibri"/>
+                <w:b/>
+                <w:bCs/>
+                <w:color w:val="FFFFFF"/>
+                <w:sz w:val="19"/>
+                <w:szCs w:val="19"/>
+              </w:rPr>
+              <w:t xml:space="preserve">Findability</w:t>
+            </w:r>
+          </w:p>
+        </w:tc>
+        <w:tc>
+          <w:tcPr>
+            <w:tcW w:type="dxa" w:w="3370"/>
+            <w:shd w:fill="1F3050" w:color="auto" w:val="clear"/>
+            <w:tcMar>
+              <w:top w:type="dxa" w:w="90"/>
+              <w:left w:type="dxa" w:w="120"/>
+              <w:bottom w:type="dxa" w:w="90"/>
+              <w:right w:type="dxa" w:w="120"/>
+            </w:tcMar>
+          </w:tcPr>
+          <w:p>
+            <w:pPr>
+              <w:spacing w:after="0" w:line="252"/>
+            </w:pPr>
+            <w:r>
+              <w:rPr>
+                <w:rFonts w:ascii="Calibri" w:cs="Calibri" w:eastAsia="Calibri" w:hAnsi="Calibri"/>
+                <w:b/>
+                <w:bCs/>
+                <w:color w:val="FFFFFF"/>
+                <w:sz w:val="19"/>
+                <w:szCs w:val="19"/>
+              </w:rPr>
+              <w:t xml:space="preserve">Watch out for</w:t>
+            </w:r>
+          </w:p>
+        </w:tc>
+      </w:tr>
+      <w:tr>
+        <w:tc>
+          <w:tcPr>
+            <w:tcW w:type="dxa" w:w="440"/>
+            <w:tcMar>
+              <w:top w:type="dxa" w:w="90"/>
+              <w:left w:type="dxa" w:w="120"/>
+              <w:bottom w:type="dxa" w:w="90"/>
+              <w:right w:type="dxa" w:w="120"/>
+            </w:tcMar>
+          </w:tcPr>
+          <w:p>
+            <w:pPr>
+              <w:spacing w:after="0" w:line="252"/>
+            </w:pPr>
+            <w:r>
+              <w:rPr>
+                <w:rFonts w:ascii="Calibri" w:cs="Calibri" w:eastAsia="Calibri" w:hAnsi="Calibri"/>
+                <w:b/>
+                <w:bCs/>
+                <w:color w:val="222222"/>
+                <w:sz w:val="19"/>
+                <w:szCs w:val="19"/>
+              </w:rPr>
+              <w:t xml:space="preserve">1</w:t>
+            </w:r>
+          </w:p>
+        </w:tc>
+        <w:tc>
+          <w:tcPr>
+            <w:tcW w:type="dxa" w:w="1300"/>
+            <w:tcMar>
+              <w:top w:type="dxa" w:w="90"/>
+              <w:left w:type="dxa" w:w="120"/>
+              <w:bottom w:type="dxa" w:w="90"/>
+              <w:right w:type="dxa" w:w="120"/>
+            </w:tcMar>
+          </w:tcPr>
+          <w:p>
+            <w:pPr>
+              <w:spacing w:after="0" w:line="252"/>
+            </w:pPr>
+            <w:r>
+              <w:rPr>
+                <w:rFonts w:ascii="Calibri" w:cs="Calibri" w:eastAsia="Calibri" w:hAnsi="Calibri"/>
+                <w:color w:val="222222"/>
+                <w:sz w:val="19"/>
+                <w:szCs w:val="19"/>
+              </w:rPr>
+              <w:t xml:space="preserve">Tarvick</w:t>
+            </w:r>
+          </w:p>
+        </w:tc>
+        <w:tc>
+          <w:tcPr>
+            <w:tcW w:type="dxa" w:w="1300"/>
+            <w:tcMar>
+              <w:top w:type="dxa" w:w="90"/>
+              <w:left w:type="dxa" w:w="120"/>
+              <w:bottom w:type="dxa" w:w="90"/>
+              <w:right w:type="dxa" w:w="120"/>
+            </w:tcMar>
+          </w:tcPr>
+          <w:p>
+            <w:pPr>
+              <w:spacing w:after="0" w:line="252"/>
+            </w:pPr>
+            <w:r>
+              <w:rPr>
+                <w:rFonts w:ascii="Calibri" w:cs="Calibri" w:eastAsia="Calibri" w:hAnsi="Calibri"/>
+                <w:color w:val="222222"/>
+                <w:sz w:val="19"/>
+                <w:szCs w:val="19"/>
+              </w:rPr>
+              <w:t xml:space="preserve">TAR-vick</w:t>
+            </w:r>
+          </w:p>
+        </w:tc>
+        <w:tc>
+          <w:tcPr>
+            <w:tcW w:type="dxa" w:w="1700"/>
+            <w:tcMar>
+              <w:top w:type="dxa" w:w="90"/>
+              <w:left w:type="dxa" w:w="120"/>
+              <w:bottom w:type="dxa" w:w="90"/>
+              <w:right w:type="dxa" w:w="120"/>
+            </w:tcMar>
+          </w:tcPr>
+          <w:p>
+            <w:pPr>
+              <w:spacing w:after="0" w:line="252"/>
+            </w:pPr>
+            <w:r>
+              <w:rPr>
+                <w:rFonts w:ascii="Calibri" w:cs="Calibri" w:eastAsia="Calibri" w:hAnsi="Calibri"/>
+                <w:color w:val="222222"/>
+                <w:sz w:val="19"/>
+                <w:szCs w:val="19"/>
+              </w:rPr>
+              <w:t xml:space="preserve">tarvick.com</w:t>
+            </w:r>
+          </w:p>
+        </w:tc>
+        <w:tc>
+          <w:tcPr>
+            <w:tcW w:type="dxa" w:w="1250"/>
+            <w:tcMar>
+              <w:top w:type="dxa" w:w="90"/>
+              <w:left w:type="dxa" w:w="120"/>
+              <w:bottom w:type="dxa" w:w="90"/>
+              <w:right w:type="dxa" w:w="120"/>
+            </w:tcMar>
+          </w:tcPr>
+          <w:p>
+            <w:pPr>
+              <w:spacing w:after="0" w:line="252"/>
+            </w:pPr>
+            <w:r>
+              <w:rPr>
+                <w:rFonts w:ascii="Calibri" w:cs="Calibri" w:eastAsia="Calibri" w:hAnsi="Calibri"/>
+                <w:color w:val="222222"/>
+                <w:sz w:val="19"/>
+                <w:szCs w:val="19"/>
+              </w:rPr>
+              <w:t xml:space="preserve">Easy</w:t>
+            </w:r>
+          </w:p>
+        </w:tc>
+        <w:tc>
+          <w:tcPr>
+            <w:tcW w:type="dxa" w:w="3370"/>
+            <w:tcMar>
+              <w:top w:type="dxa" w:w="90"/>
+              <w:left w:type="dxa" w:w="120"/>
+              <w:bottom w:type="dxa" w:w="90"/>
+              <w:right w:type="dxa" w:w="120"/>
+            </w:tcMar>
+          </w:tcPr>
+          <w:p>
+            <w:pPr>
+              <w:spacing w:after="0" w:line="252"/>
+            </w:pPr>
+            <w:r>
+              <w:rPr>
+                <w:rFonts w:ascii="Calibri" w:cs="Calibri" w:eastAsia="Calibri" w:hAnsi="Calibri"/>
+                <w:color w:val="222222"/>
+                <w:sz w:val="19"/>
+                <w:szCs w:val="19"/>
+              </w:rPr>
+              <w:t xml:space="preserve">Nothing to flag. The cleanest of the eight on every check.</w:t>
+            </w:r>
+          </w:p>
+        </w:tc>
+      </w:tr>
+      <w:tr>
+        <w:tc>
+          <w:tcPr>
+            <w:tcW w:type="dxa" w:w="440"/>
+            <w:shd w:fill="F2F4F7" w:color="auto" w:val="clear"/>
+            <w:tcMar>
+              <w:top w:type="dxa" w:w="90"/>
+              <w:left w:type="dxa" w:w="120"/>
+              <w:bottom w:type="dxa" w:w="90"/>
+              <w:right w:type="dxa" w:w="120"/>
+            </w:tcMar>
+          </w:tcPr>
+          <w:p>
+            <w:pPr>
+              <w:spacing w:after="0" w:line="252"/>
+            </w:pPr>
+            <w:r>
+              <w:rPr>
+                <w:rFonts w:ascii="Calibri" w:cs="Calibri" w:eastAsia="Calibri" w:hAnsi="Calibri"/>
+                <w:b/>
+                <w:bCs/>
+                <w:color w:val="222222"/>
+                <w:sz w:val="19"/>
+                <w:szCs w:val="19"/>
+              </w:rPr>
+              <w:t xml:space="preserve">2</w:t>
+            </w:r>
+          </w:p>
+        </w:tc>
+        <w:tc>
+          <w:tcPr>
+            <w:tcW w:type="dxa" w:w="1300"/>
+            <w:shd w:fill="F2F4F7" w:color="auto" w:val="clear"/>
+            <w:tcMar>
+              <w:top w:type="dxa" w:w="90"/>
+              <w:left w:type="dxa" w:w="120"/>
+              <w:bottom w:type="dxa" w:w="90"/>
+              <w:right w:type="dxa" w:w="120"/>
+            </w:tcMar>
+          </w:tcPr>
+          <w:p>
+            <w:pPr>
+              <w:spacing w:after="0" w:line="252"/>
+            </w:pPr>
+            <w:r>
+              <w:rPr>
+                <w:rFonts w:ascii="Calibri" w:cs="Calibri" w:eastAsia="Calibri" w:hAnsi="Calibri"/>
+                <w:color w:val="222222"/>
+                <w:sz w:val="19"/>
+                <w:szCs w:val="19"/>
+              </w:rPr>
+              <w:t xml:space="preserve">Fenvon</w:t>
+            </w:r>
+          </w:p>
+        </w:tc>
+        <w:tc>
+          <w:tcPr>
+            <w:tcW w:type="dxa" w:w="1300"/>
+            <w:shd w:fill="F2F4F7" w:color="auto" w:val="clear"/>
+            <w:tcMar>
+              <w:top w:type="dxa" w:w="90"/>
+              <w:left w:type="dxa" w:w="120"/>
+              <w:bottom w:type="dxa" w:w="90"/>
+              <w:right w:type="dxa" w:w="120"/>
+            </w:tcMar>
+          </w:tcPr>
+          <w:p>
+            <w:pPr>
+              <w:spacing w:after="0" w:line="252"/>
+            </w:pPr>
+            <w:r>
+              <w:rPr>
+                <w:rFonts w:ascii="Calibri" w:cs="Calibri" w:eastAsia="Calibri" w:hAnsi="Calibri"/>
+                <w:color w:val="222222"/>
+                <w:sz w:val="19"/>
+                <w:szCs w:val="19"/>
+              </w:rPr>
+              <w:t xml:space="preserve">FEN-von</w:t>
+            </w:r>
+          </w:p>
+        </w:tc>
+        <w:tc>
+          <w:tcPr>
+            <w:tcW w:type="dxa" w:w="1700"/>
+            <w:shd w:fill="F2F4F7" w:color="auto" w:val="clear"/>
+            <w:tcMar>
+              <w:top w:type="dxa" w:w="90"/>
+              <w:left w:type="dxa" w:w="120"/>
+              <w:bottom w:type="dxa" w:w="90"/>
+              <w:right w:type="dxa" w:w="120"/>
+            </w:tcMar>
+          </w:tcPr>
+          <w:p>
+            <w:pPr>
+              <w:spacing w:after="0" w:line="252"/>
+            </w:pPr>
+            <w:r>
+              <w:rPr>
+                <w:rFonts w:ascii="Calibri" w:cs="Calibri" w:eastAsia="Calibri" w:hAnsi="Calibri"/>
+                <w:color w:val="222222"/>
+                <w:sz w:val="19"/>
+                <w:szCs w:val="19"/>
+              </w:rPr>
+              <w:t xml:space="preserve">fenvon.com</w:t>
+            </w:r>
+          </w:p>
+        </w:tc>
+        <w:tc>
+          <w:tcPr>
+            <w:tcW w:type="dxa" w:w="1250"/>
+            <w:shd w:fill="F2F4F7" w:color="auto" w:val="clear"/>
+            <w:tcMar>
+              <w:top w:type="dxa" w:w="90"/>
+              <w:left w:type="dxa" w:w="120"/>
+              <w:bottom w:type="dxa" w:w="90"/>
+              <w:right w:type="dxa" w:w="120"/>
+            </w:tcMar>
+          </w:tcPr>
+          <w:p>
+            <w:pPr>
+              <w:spacing w:after="0" w:line="252"/>
+            </w:pPr>
+            <w:r>
+              <w:rPr>
+                <w:rFonts w:ascii="Calibri" w:cs="Calibri" w:eastAsia="Calibri" w:hAnsi="Calibri"/>
+                <w:color w:val="222222"/>
+                <w:sz w:val="19"/>
+                <w:szCs w:val="19"/>
+              </w:rPr>
+              <w:t xml:space="preserve">Easy</w:t>
+            </w:r>
+          </w:p>
+        </w:tc>
+        <w:tc>
+          <w:tcPr>
+            <w:tcW w:type="dxa" w:w="3370"/>
+            <w:shd w:fill="F2F4F7" w:color="auto" w:val="clear"/>
+            <w:tcMar>
+              <w:top w:type="dxa" w:w="90"/>
+              <w:left w:type="dxa" w:w="120"/>
+              <w:bottom w:type="dxa" w:w="90"/>
+              <w:right w:type="dxa" w:w="120"/>
+            </w:tcMar>
+          </w:tcPr>
+          <w:p>
+            <w:pPr>
+              <w:spacing w:after="0" w:line="252"/>
+            </w:pPr>
+            <w:r>
+              <w:rPr>
+                <w:rFonts w:ascii="Calibri" w:cs="Calibri" w:eastAsia="Calibri" w:hAnsi="Calibri"/>
+                <w:color w:val="222222"/>
+                <w:sz w:val="19"/>
+                <w:szCs w:val="19"/>
+              </w:rPr>
+              <w:t xml:space="preserve">"-von" reads formal and European, a little cool against a warm brief.</w:t>
+            </w:r>
+          </w:p>
+        </w:tc>
+      </w:tr>
+      <w:tr>
+        <w:tc>
+          <w:tcPr>
+            <w:tcW w:type="dxa" w:w="440"/>
+            <w:tcMar>
+              <w:top w:type="dxa" w:w="90"/>
+              <w:left w:type="dxa" w:w="120"/>
+              <w:bottom w:type="dxa" w:w="90"/>
+              <w:right w:type="dxa" w:w="120"/>
+            </w:tcMar>
+          </w:tcPr>
+          <w:p>
+            <w:pPr>
+              <w:spacing w:after="0" w:line="252"/>
+            </w:pPr>
+            <w:r>
+              <w:rPr>
+                <w:rFonts w:ascii="Calibri" w:cs="Calibri" w:eastAsia="Calibri" w:hAnsi="Calibri"/>
+                <w:b/>
+                <w:bCs/>
+                <w:color w:val="222222"/>
+                <w:sz w:val="19"/>
+                <w:szCs w:val="19"/>
+              </w:rPr>
+              <w:t xml:space="preserve">3</w:t>
+            </w:r>
+          </w:p>
+        </w:tc>
+        <w:tc>
+          <w:tcPr>
+            <w:tcW w:type="dxa" w:w="1300"/>
+            <w:tcMar>
+              <w:top w:type="dxa" w:w="90"/>
+              <w:left w:type="dxa" w:w="120"/>
+              <w:bottom w:type="dxa" w:w="90"/>
+              <w:right w:type="dxa" w:w="120"/>
+            </w:tcMar>
+          </w:tcPr>
+          <w:p>
+            <w:pPr>
+              <w:spacing w:after="0" w:line="252"/>
+            </w:pPr>
+            <w:r>
+              <w:rPr>
+                <w:rFonts w:ascii="Calibri" w:cs="Calibri" w:eastAsia="Calibri" w:hAnsi="Calibri"/>
+                <w:color w:val="222222"/>
+                <w:sz w:val="19"/>
+                <w:szCs w:val="19"/>
+              </w:rPr>
+              <w:t xml:space="preserve">Tervick</w:t>
+            </w:r>
+          </w:p>
+        </w:tc>
+        <w:tc>
+          <w:tcPr>
+            <w:tcW w:type="dxa" w:w="1300"/>
+            <w:tcMar>
+              <w:top w:type="dxa" w:w="90"/>
+              <w:left w:type="dxa" w:w="120"/>
+              <w:bottom w:type="dxa" w:w="90"/>
+              <w:right w:type="dxa" w:w="120"/>
+            </w:tcMar>
+          </w:tcPr>
+          <w:p>
+            <w:pPr>
+              <w:spacing w:after="0" w:line="252"/>
+            </w:pPr>
+            <w:r>
+              <w:rPr>
+                <w:rFonts w:ascii="Calibri" w:cs="Calibri" w:eastAsia="Calibri" w:hAnsi="Calibri"/>
+                <w:color w:val="222222"/>
+                <w:sz w:val="19"/>
+                <w:szCs w:val="19"/>
+              </w:rPr>
+              <w:t xml:space="preserve">TER-vick</w:t>
+            </w:r>
+          </w:p>
+        </w:tc>
+        <w:tc>
+          <w:tcPr>
+            <w:tcW w:type="dxa" w:w="1700"/>
+            <w:tcMar>
+              <w:top w:type="dxa" w:w="90"/>
+              <w:left w:type="dxa" w:w="120"/>
+              <w:bottom w:type="dxa" w:w="90"/>
+              <w:right w:type="dxa" w:w="120"/>
+            </w:tcMar>
+          </w:tcPr>
+          <w:p>
+            <w:pPr>
+              <w:spacing w:after="0" w:line="252"/>
+            </w:pPr>
+            <w:r>
+              <w:rPr>
+                <w:rFonts w:ascii="Calibri" w:cs="Calibri" w:eastAsia="Calibri" w:hAnsi="Calibri"/>
+                <w:color w:val="222222"/>
+                <w:sz w:val="19"/>
+                <w:szCs w:val="19"/>
+              </w:rPr>
+              <w:t xml:space="preserve">tervick.com</w:t>
+            </w:r>
+          </w:p>
+        </w:tc>
+        <w:tc>
+          <w:tcPr>
+            <w:tcW w:type="dxa" w:w="1250"/>
+            <w:tcMar>
+              <w:top w:type="dxa" w:w="90"/>
+              <w:left w:type="dxa" w:w="120"/>
+              <w:bottom w:type="dxa" w:w="90"/>
+              <w:right w:type="dxa" w:w="120"/>
+            </w:tcMar>
+          </w:tcPr>
+          <w:p>
+            <w:pPr>
+              <w:spacing w:after="0" w:line="252"/>
+            </w:pPr>
+            <w:r>
+              <w:rPr>
+                <w:rFonts w:ascii="Calibri" w:cs="Calibri" w:eastAsia="Calibri" w:hAnsi="Calibri"/>
+                <w:color w:val="222222"/>
+                <w:sz w:val="19"/>
+                <w:szCs w:val="19"/>
+              </w:rPr>
+              <w:t xml:space="preserve">Easy</w:t>
+            </w:r>
+          </w:p>
+        </w:tc>
+        <w:tc>
+          <w:tcPr>
+            <w:tcW w:type="dxa" w:w="3370"/>
+            <w:tcMar>
+              <w:top w:type="dxa" w:w="90"/>
+              <w:left w:type="dxa" w:w="120"/>
+              <w:bottom w:type="dxa" w:w="90"/>
+              <w:right w:type="dxa" w:w="120"/>
+            </w:tcMar>
+          </w:tcPr>
+          <w:p>
+            <w:pPr>
+              <w:spacing w:after="0" w:line="252"/>
+            </w:pPr>
+            <w:r>
+              <w:rPr>
+                <w:rFonts w:ascii="Calibri" w:cs="Calibri" w:eastAsia="Calibri" w:hAnsi="Calibri"/>
+                <w:color w:val="222222"/>
+                <w:sz w:val="19"/>
+                <w:szCs w:val="19"/>
+              </w:rPr>
+              <w:t xml:space="preserve">Sits very close to Tarvick. Do not shortlist both.</w:t>
+            </w:r>
+          </w:p>
+        </w:tc>
+      </w:tr>
+      <w:tr>
+        <w:tc>
+          <w:tcPr>
+            <w:tcW w:type="dxa" w:w="440"/>
+            <w:shd w:fill="F2F4F7" w:color="auto" w:val="clear"/>
+            <w:tcMar>
+              <w:top w:type="dxa" w:w="90"/>
+              <w:left w:type="dxa" w:w="120"/>
+              <w:bottom w:type="dxa" w:w="90"/>
+              <w:right w:type="dxa" w:w="120"/>
+            </w:tcMar>
+          </w:tcPr>
+          <w:p>
+            <w:pPr>
+              <w:spacing w:after="0" w:line="252"/>
+            </w:pPr>
+            <w:r>
+              <w:rPr>
+                <w:rFonts w:ascii="Calibri" w:cs="Calibri" w:eastAsia="Calibri" w:hAnsi="Calibri"/>
+                <w:b/>
+                <w:bCs/>
+                <w:color w:val="222222"/>
+                <w:sz w:val="19"/>
+                <w:szCs w:val="19"/>
+              </w:rPr>
+              <w:t xml:space="preserve">4</w:t>
+            </w:r>
+          </w:p>
+        </w:tc>
+        <w:tc>
+          <w:tcPr>
+            <w:tcW w:type="dxa" w:w="1300"/>
+            <w:shd w:fill="F2F4F7" w:color="auto" w:val="clear"/>
+            <w:tcMar>
+              <w:top w:type="dxa" w:w="90"/>
+              <w:left w:type="dxa" w:w="120"/>
+              <w:bottom w:type="dxa" w:w="90"/>
+              <w:right w:type="dxa" w:w="120"/>
+            </w:tcMar>
+          </w:tcPr>
+          <w:p>
+            <w:pPr>
+              <w:spacing w:after="0" w:line="252"/>
+            </w:pPr>
+            <w:r>
+              <w:rPr>
+                <w:rFonts w:ascii="Calibri" w:cs="Calibri" w:eastAsia="Calibri" w:hAnsi="Calibri"/>
+                <w:color w:val="222222"/>
+                <w:sz w:val="19"/>
+                <w:szCs w:val="19"/>
+              </w:rPr>
+              <w:t xml:space="preserve">Fenvell</w:t>
+            </w:r>
+          </w:p>
+        </w:tc>
+        <w:tc>
+          <w:tcPr>
+            <w:tcW w:type="dxa" w:w="1300"/>
+            <w:shd w:fill="F2F4F7" w:color="auto" w:val="clear"/>
+            <w:tcMar>
+              <w:top w:type="dxa" w:w="90"/>
+              <w:left w:type="dxa" w:w="120"/>
+              <w:bottom w:type="dxa" w:w="90"/>
+              <w:right w:type="dxa" w:w="120"/>
+            </w:tcMar>
+          </w:tcPr>
+          <w:p>
+            <w:pPr>
+              <w:spacing w:after="0" w:line="252"/>
+            </w:pPr>
+            <w:r>
+              <w:rPr>
+                <w:rFonts w:ascii="Calibri" w:cs="Calibri" w:eastAsia="Calibri" w:hAnsi="Calibri"/>
+                <w:color w:val="222222"/>
+                <w:sz w:val="19"/>
+                <w:szCs w:val="19"/>
+              </w:rPr>
+              <w:t xml:space="preserve">FEN-vell</w:t>
+            </w:r>
+          </w:p>
+        </w:tc>
+        <w:tc>
+          <w:tcPr>
+            <w:tcW w:type="dxa" w:w="1700"/>
+            <w:shd w:fill="F2F4F7" w:color="auto" w:val="clear"/>
+            <w:tcMar>
+              <w:top w:type="dxa" w:w="90"/>
+              <w:left w:type="dxa" w:w="120"/>
+              <w:bottom w:type="dxa" w:w="90"/>
+              <w:right w:type="dxa" w:w="120"/>
+            </w:tcMar>
+          </w:tcPr>
+          <w:p>
+            <w:pPr>
+              <w:spacing w:after="0" w:line="252"/>
+            </w:pPr>
+            <w:r>
+              <w:rPr>
+                <w:rFonts w:ascii="Calibri" w:cs="Calibri" w:eastAsia="Calibri" w:hAnsi="Calibri"/>
+                <w:color w:val="222222"/>
+                <w:sz w:val="19"/>
+                <w:szCs w:val="19"/>
+              </w:rPr>
+              <w:t xml:space="preserve">fenvell.com</w:t>
+            </w:r>
+          </w:p>
+        </w:tc>
+        <w:tc>
+          <w:tcPr>
+            <w:tcW w:type="dxa" w:w="1250"/>
+            <w:shd w:fill="F2F4F7" w:color="auto" w:val="clear"/>
+            <w:tcMar>
+              <w:top w:type="dxa" w:w="90"/>
+              <w:left w:type="dxa" w:w="120"/>
+              <w:bottom w:type="dxa" w:w="90"/>
+              <w:right w:type="dxa" w:w="120"/>
+            </w:tcMar>
+          </w:tcPr>
+          <w:p>
+            <w:pPr>
+              <w:spacing w:after="0" w:line="252"/>
+            </w:pPr>
+            <w:r>
+              <w:rPr>
+                <w:rFonts w:ascii="Calibri" w:cs="Calibri" w:eastAsia="Calibri" w:hAnsi="Calibri"/>
+                <w:color w:val="222222"/>
+                <w:sz w:val="19"/>
+                <w:szCs w:val="19"/>
+              </w:rPr>
+              <w:t xml:space="preserve">Workable</w:t>
+            </w:r>
+          </w:p>
+        </w:tc>
+        <w:tc>
+          <w:tcPr>
+            <w:tcW w:type="dxa" w:w="3370"/>
+            <w:shd w:fill="F2F4F7" w:color="auto" w:val="clear"/>
+            <w:tcMar>
+              <w:top w:type="dxa" w:w="90"/>
+              <w:left w:type="dxa" w:w="120"/>
+              <w:bottom w:type="dxa" w:w="90"/>
+              <w:right w:type="dxa" w:w="120"/>
+            </w:tcMar>
+          </w:tcPr>
+          <w:p>
+            <w:pPr>
+              <w:spacing w:after="0" w:line="252"/>
+            </w:pPr>
+            <w:r>
+              <w:rPr>
+                <w:rFonts w:ascii="Calibri" w:cs="Calibri" w:eastAsia="Calibri" w:hAnsi="Calibri"/>
+                <w:color w:val="222222"/>
+                <w:sz w:val="19"/>
+                <w:szCs w:val="19"/>
+              </w:rPr>
+              <w:t xml:space="preserve">Drifts toward "Fennell", a real surname and a herb.</w:t>
+            </w:r>
+          </w:p>
+        </w:tc>
+      </w:tr>
+      <w:tr>
+        <w:tc>
+          <w:tcPr>
+            <w:tcW w:type="dxa" w:w="440"/>
+            <w:tcMar>
+              <w:top w:type="dxa" w:w="90"/>
+              <w:left w:type="dxa" w:w="120"/>
+              <w:bottom w:type="dxa" w:w="90"/>
+              <w:right w:type="dxa" w:w="120"/>
+            </w:tcMar>
+          </w:tcPr>
+          <w:p>
+            <w:pPr>
+              <w:spacing w:after="0" w:line="252"/>
+            </w:pPr>
+            <w:r>
+              <w:rPr>
+                <w:rFonts w:ascii="Calibri" w:cs="Calibri" w:eastAsia="Calibri" w:hAnsi="Calibri"/>
+                <w:b/>
+                <w:bCs/>
+                <w:color w:val="222222"/>
+                <w:sz w:val="19"/>
+                <w:szCs w:val="19"/>
+              </w:rPr>
+              <w:t xml:space="preserve">5</w:t>
+            </w:r>
+          </w:p>
+        </w:tc>
+        <w:tc>
+          <w:tcPr>
+            <w:tcW w:type="dxa" w:w="1300"/>
+            <w:tcMar>
+              <w:top w:type="dxa" w:w="90"/>
+              <w:left w:type="dxa" w:w="120"/>
+              <w:bottom w:type="dxa" w:w="90"/>
+              <w:right w:type="dxa" w:w="120"/>
+            </w:tcMar>
+          </w:tcPr>
+          <w:p>
+            <w:pPr>
+              <w:spacing w:after="0" w:line="252"/>
+            </w:pPr>
+            <w:r>
+              <w:rPr>
+                <w:rFonts w:ascii="Calibri" w:cs="Calibri" w:eastAsia="Calibri" w:hAnsi="Calibri"/>
+                <w:color w:val="222222"/>
+                <w:sz w:val="19"/>
+                <w:szCs w:val="19"/>
+              </w:rPr>
+              <w:t xml:space="preserve">Brawick</w:t>
+            </w:r>
+          </w:p>
+        </w:tc>
+        <w:tc>
+          <w:tcPr>
+            <w:tcW w:type="dxa" w:w="1300"/>
+            <w:tcMar>
+              <w:top w:type="dxa" w:w="90"/>
+              <w:left w:type="dxa" w:w="120"/>
+              <w:bottom w:type="dxa" w:w="90"/>
+              <w:right w:type="dxa" w:w="120"/>
+            </w:tcMar>
+          </w:tcPr>
+          <w:p>
+            <w:pPr>
+              <w:spacing w:after="0" w:line="252"/>
+            </w:pPr>
+            <w:r>
+              <w:rPr>
+                <w:rFonts w:ascii="Calibri" w:cs="Calibri" w:eastAsia="Calibri" w:hAnsi="Calibri"/>
+                <w:color w:val="222222"/>
+                <w:sz w:val="19"/>
+                <w:szCs w:val="19"/>
+              </w:rPr>
+              <w:t xml:space="preserve">BRAW-ick</w:t>
+            </w:r>
+          </w:p>
+        </w:tc>
+        <w:tc>
+          <w:tcPr>
+            <w:tcW w:type="dxa" w:w="1700"/>
+            <w:tcMar>
+              <w:top w:type="dxa" w:w="90"/>
+              <w:left w:type="dxa" w:w="120"/>
+              <w:bottom w:type="dxa" w:w="90"/>
+              <w:right w:type="dxa" w:w="120"/>
+            </w:tcMar>
+          </w:tcPr>
+          <w:p>
+            <w:pPr>
+              <w:spacing w:after="0" w:line="252"/>
+            </w:pPr>
+            <w:r>
+              <w:rPr>
+                <w:rFonts w:ascii="Calibri" w:cs="Calibri" w:eastAsia="Calibri" w:hAnsi="Calibri"/>
+                <w:color w:val="222222"/>
+                <w:sz w:val="19"/>
+                <w:szCs w:val="19"/>
+              </w:rPr>
+              <w:t xml:space="preserve">brawick.com</w:t>
+            </w:r>
+          </w:p>
+        </w:tc>
+        <w:tc>
+          <w:tcPr>
+            <w:tcW w:type="dxa" w:w="1250"/>
+            <w:tcMar>
+              <w:top w:type="dxa" w:w="90"/>
+              <w:left w:type="dxa" w:w="120"/>
+              <w:bottom w:type="dxa" w:w="90"/>
+              <w:right w:type="dxa" w:w="120"/>
+            </w:tcMar>
+          </w:tcPr>
+          <w:p>
+            <w:pPr>
+              <w:spacing w:after="0" w:line="252"/>
+            </w:pPr>
+            <w:r>
+              <w:rPr>
+                <w:rFonts w:ascii="Calibri" w:cs="Calibri" w:eastAsia="Calibri" w:hAnsi="Calibri"/>
+                <w:color w:val="222222"/>
+                <w:sz w:val="19"/>
+                <w:szCs w:val="19"/>
+              </w:rPr>
+              <w:t xml:space="preserve">Easy</w:t>
+            </w:r>
+          </w:p>
+        </w:tc>
+        <w:tc>
+          <w:tcPr>
+            <w:tcW w:type="dxa" w:w="3370"/>
+            <w:tcMar>
+              <w:top w:type="dxa" w:w="90"/>
+              <w:left w:type="dxa" w:w="120"/>
+              <w:bottom w:type="dxa" w:w="90"/>
+              <w:right w:type="dxa" w:w="120"/>
+            </w:tcMar>
+          </w:tcPr>
+          <w:p>
+            <w:pPr>
+              <w:spacing w:after="0" w:line="252"/>
+            </w:pPr>
+            <w:r>
+              <w:rPr>
+                <w:rFonts w:ascii="Calibri" w:cs="Calibri" w:eastAsia="Calibri" w:hAnsi="Calibri"/>
+                <w:color w:val="222222"/>
+                <w:sz w:val="19"/>
+                <w:szCs w:val="19"/>
+              </w:rPr>
+              <w:t xml:space="preserve">Heard once, it can be written down as "Berwick".</w:t>
+            </w:r>
+          </w:p>
+        </w:tc>
+      </w:tr>
+      <w:tr>
+        <w:tc>
+          <w:tcPr>
+            <w:tcW w:type="dxa" w:w="440"/>
+            <w:shd w:fill="F2F4F7" w:color="auto" w:val="clear"/>
+            <w:tcMar>
+              <w:top w:type="dxa" w:w="90"/>
+              <w:left w:type="dxa" w:w="120"/>
+              <w:bottom w:type="dxa" w:w="90"/>
+              <w:right w:type="dxa" w:w="120"/>
+            </w:tcMar>
+          </w:tcPr>
+          <w:p>
+            <w:pPr>
+              <w:spacing w:after="0" w:line="252"/>
+            </w:pPr>
+            <w:r>
+              <w:rPr>
+                <w:rFonts w:ascii="Calibri" w:cs="Calibri" w:eastAsia="Calibri" w:hAnsi="Calibri"/>
+                <w:b/>
+                <w:bCs/>
+                <w:color w:val="222222"/>
+                <w:sz w:val="19"/>
+                <w:szCs w:val="19"/>
+              </w:rPr>
+              <w:t xml:space="preserve">6</w:t>
+            </w:r>
+          </w:p>
+        </w:tc>
+        <w:tc>
+          <w:tcPr>
+            <w:tcW w:type="dxa" w:w="1300"/>
+            <w:shd w:fill="F2F4F7" w:color="auto" w:val="clear"/>
+            <w:tcMar>
+              <w:top w:type="dxa" w:w="90"/>
+              <w:left w:type="dxa" w:w="120"/>
+              <w:bottom w:type="dxa" w:w="90"/>
+              <w:right w:type="dxa" w:w="120"/>
+            </w:tcMar>
+          </w:tcPr>
+          <w:p>
+            <w:pPr>
+              <w:spacing w:after="0" w:line="252"/>
+            </w:pPr>
+            <w:r>
+              <w:rPr>
+                <w:rFonts w:ascii="Calibri" w:cs="Calibri" w:eastAsia="Calibri" w:hAnsi="Calibri"/>
+                <w:color w:val="222222"/>
+                <w:sz w:val="19"/>
+                <w:szCs w:val="19"/>
+              </w:rPr>
+              <w:t xml:space="preserve">Tarwen</w:t>
+            </w:r>
+          </w:p>
+        </w:tc>
+        <w:tc>
+          <w:tcPr>
+            <w:tcW w:type="dxa" w:w="1300"/>
+            <w:shd w:fill="F2F4F7" w:color="auto" w:val="clear"/>
+            <w:tcMar>
+              <w:top w:type="dxa" w:w="90"/>
+              <w:left w:type="dxa" w:w="120"/>
+              <w:bottom w:type="dxa" w:w="90"/>
+              <w:right w:type="dxa" w:w="120"/>
+            </w:tcMar>
+          </w:tcPr>
+          <w:p>
+            <w:pPr>
+              <w:spacing w:after="0" w:line="252"/>
+            </w:pPr>
+            <w:r>
+              <w:rPr>
+                <w:rFonts w:ascii="Calibri" w:cs="Calibri" w:eastAsia="Calibri" w:hAnsi="Calibri"/>
+                <w:color w:val="222222"/>
+                <w:sz w:val="19"/>
+                <w:szCs w:val="19"/>
+              </w:rPr>
+              <w:t xml:space="preserve">TAR-wen</w:t>
+            </w:r>
+          </w:p>
+        </w:tc>
+        <w:tc>
+          <w:tcPr>
+            <w:tcW w:type="dxa" w:w="1700"/>
+            <w:shd w:fill="F2F4F7" w:color="auto" w:val="clear"/>
+            <w:tcMar>
+              <w:top w:type="dxa" w:w="90"/>
+              <w:left w:type="dxa" w:w="120"/>
+              <w:bottom w:type="dxa" w:w="90"/>
+              <w:right w:type="dxa" w:w="120"/>
+            </w:tcMar>
+          </w:tcPr>
+          <w:p>
+            <w:pPr>
+              <w:spacing w:after="0" w:line="252"/>
+            </w:pPr>
+            <w:r>
+              <w:rPr>
+                <w:rFonts w:ascii="Calibri" w:cs="Calibri" w:eastAsia="Calibri" w:hAnsi="Calibri"/>
+                <w:color w:val="222222"/>
+                <w:sz w:val="19"/>
+                <w:szCs w:val="19"/>
+              </w:rPr>
+              <w:t xml:space="preserve">tarwen.com</w:t>
+            </w:r>
+          </w:p>
+        </w:tc>
+        <w:tc>
+          <w:tcPr>
+            <w:tcW w:type="dxa" w:w="1250"/>
+            <w:shd w:fill="F2F4F7" w:color="auto" w:val="clear"/>
+            <w:tcMar>
+              <w:top w:type="dxa" w:w="90"/>
+              <w:left w:type="dxa" w:w="120"/>
+              <w:bottom w:type="dxa" w:w="90"/>
+              <w:right w:type="dxa" w:w="120"/>
+            </w:tcMar>
+          </w:tcPr>
+          <w:p>
+            <w:pPr>
+              <w:spacing w:after="0" w:line="252"/>
+            </w:pPr>
+            <w:r>
+              <w:rPr>
+                <w:rFonts w:ascii="Calibri" w:cs="Calibri" w:eastAsia="Calibri" w:hAnsi="Calibri"/>
+                <w:color w:val="222222"/>
+                <w:sz w:val="19"/>
+                <w:szCs w:val="19"/>
+              </w:rPr>
+              <w:t xml:space="preserve">Easy</w:t>
+            </w:r>
+          </w:p>
+        </w:tc>
+        <w:tc>
+          <w:tcPr>
+            <w:tcW w:type="dxa" w:w="3370"/>
+            <w:shd w:fill="F2F4F7" w:color="auto" w:val="clear"/>
+            <w:tcMar>
+              <w:top w:type="dxa" w:w="90"/>
+              <w:left w:type="dxa" w:w="120"/>
+              <w:bottom w:type="dxa" w:w="90"/>
+              <w:right w:type="dxa" w:w="120"/>
+            </w:tcMar>
+          </w:tcPr>
+          <w:p>
+            <w:pPr>
+              <w:spacing w:after="0" w:line="252"/>
+            </w:pPr>
+            <w:r>
+              <w:rPr>
+                <w:rFonts w:ascii="Calibri" w:cs="Calibri" w:eastAsia="Calibri" w:hAnsi="Calibri"/>
+                <w:color w:val="222222"/>
+                <w:sz w:val="19"/>
+                <w:szCs w:val="19"/>
+              </w:rPr>
+              <w:t xml:space="preserve">Faint echo of Arwen, so it reads slightly fantasy.</w:t>
+            </w:r>
+          </w:p>
+        </w:tc>
+      </w:tr>
+      <w:tr>
+        <w:tc>
+          <w:tcPr>
+            <w:tcW w:type="dxa" w:w="440"/>
+            <w:tcMar>
+              <w:top w:type="dxa" w:w="90"/>
+              <w:left w:type="dxa" w:w="120"/>
+              <w:bottom w:type="dxa" w:w="90"/>
+              <w:right w:type="dxa" w:w="120"/>
+            </w:tcMar>
+          </w:tcPr>
+          <w:p>
+            <w:pPr>
+              <w:spacing w:after="0" w:line="252"/>
+            </w:pPr>
+            <w:r>
+              <w:rPr>
+                <w:rFonts w:ascii="Calibri" w:cs="Calibri" w:eastAsia="Calibri" w:hAnsi="Calibri"/>
+                <w:b/>
+                <w:bCs/>
+                <w:color w:val="222222"/>
+                <w:sz w:val="19"/>
+                <w:szCs w:val="19"/>
+              </w:rPr>
+              <w:t xml:space="preserve">7</w:t>
+            </w:r>
+          </w:p>
+        </w:tc>
+        <w:tc>
+          <w:tcPr>
+            <w:tcW w:type="dxa" w:w="1300"/>
+            <w:tcMar>
+              <w:top w:type="dxa" w:w="90"/>
+              <w:left w:type="dxa" w:w="120"/>
+              <w:bottom w:type="dxa" w:w="90"/>
+              <w:right w:type="dxa" w:w="120"/>
+            </w:tcMar>
+          </w:tcPr>
+          <w:p>
+            <w:pPr>
+              <w:spacing w:after="0" w:line="252"/>
+            </w:pPr>
+            <w:r>
+              <w:rPr>
+                <w:rFonts w:ascii="Calibri" w:cs="Calibri" w:eastAsia="Calibri" w:hAnsi="Calibri"/>
+                <w:color w:val="222222"/>
+                <w:sz w:val="19"/>
+                <w:szCs w:val="19"/>
+              </w:rPr>
+              <w:t xml:space="preserve">Sarwen</w:t>
+            </w:r>
+          </w:p>
+        </w:tc>
+        <w:tc>
+          <w:tcPr>
+            <w:tcW w:type="dxa" w:w="1300"/>
+            <w:tcMar>
+              <w:top w:type="dxa" w:w="90"/>
+              <w:left w:type="dxa" w:w="120"/>
+              <w:bottom w:type="dxa" w:w="90"/>
+              <w:right w:type="dxa" w:w="120"/>
+            </w:tcMar>
+          </w:tcPr>
+          <w:p>
+            <w:pPr>
+              <w:spacing w:after="0" w:line="252"/>
+            </w:pPr>
+            <w:r>
+              <w:rPr>
+                <w:rFonts w:ascii="Calibri" w:cs="Calibri" w:eastAsia="Calibri" w:hAnsi="Calibri"/>
+                <w:color w:val="222222"/>
+                <w:sz w:val="19"/>
+                <w:szCs w:val="19"/>
+              </w:rPr>
+              <w:t xml:space="preserve">SAR-wen</w:t>
+            </w:r>
+          </w:p>
+        </w:tc>
+        <w:tc>
+          <w:tcPr>
+            <w:tcW w:type="dxa" w:w="1700"/>
+            <w:tcMar>
+              <w:top w:type="dxa" w:w="90"/>
+              <w:left w:type="dxa" w:w="120"/>
+              <w:bottom w:type="dxa" w:w="90"/>
+              <w:right w:type="dxa" w:w="120"/>
+            </w:tcMar>
+          </w:tcPr>
+          <w:p>
+            <w:pPr>
+              <w:spacing w:after="0" w:line="252"/>
+            </w:pPr>
+            <w:r>
+              <w:rPr>
+                <w:rFonts w:ascii="Calibri" w:cs="Calibri" w:eastAsia="Calibri" w:hAnsi="Calibri"/>
+                <w:color w:val="222222"/>
+                <w:sz w:val="19"/>
+                <w:szCs w:val="19"/>
+              </w:rPr>
+              <w:t xml:space="preserve">sarwen.com</w:t>
+            </w:r>
+          </w:p>
+        </w:tc>
+        <w:tc>
+          <w:tcPr>
+            <w:tcW w:type="dxa" w:w="1250"/>
+            <w:tcMar>
+              <w:top w:type="dxa" w:w="90"/>
+              <w:left w:type="dxa" w:w="120"/>
+              <w:bottom w:type="dxa" w:w="90"/>
+              <w:right w:type="dxa" w:w="120"/>
+            </w:tcMar>
+          </w:tcPr>
+          <w:p>
+            <w:pPr>
+              <w:spacing w:after="0" w:line="252"/>
+            </w:pPr>
+            <w:r>
+              <w:rPr>
+                <w:rFonts w:ascii="Calibri" w:cs="Calibri" w:eastAsia="Calibri" w:hAnsi="Calibri"/>
+                <w:color w:val="222222"/>
+                <w:sz w:val="19"/>
+                <w:szCs w:val="19"/>
+              </w:rPr>
+              <w:t xml:space="preserve">Easy</w:t>
+            </w:r>
+          </w:p>
+        </w:tc>
+        <w:tc>
+          <w:tcPr>
+            <w:tcW w:type="dxa" w:w="3370"/>
+            <w:tcMar>
+              <w:top w:type="dxa" w:w="90"/>
+              <w:left w:type="dxa" w:w="120"/>
+              <w:bottom w:type="dxa" w:w="90"/>
+              <w:right w:type="dxa" w:w="120"/>
+            </w:tcMar>
+          </w:tcPr>
+          <w:p>
+            <w:pPr>
+              <w:spacing w:after="0" w:line="252"/>
+            </w:pPr>
+            <w:r>
+              <w:rPr>
+                <w:rFonts w:ascii="Calibri" w:cs="Calibri" w:eastAsia="Calibri" w:hAnsi="Calibri"/>
+                <w:color w:val="222222"/>
+                <w:sz w:val="19"/>
+                <w:szCs w:val="19"/>
+              </w:rPr>
+              <w:t xml:space="preserve">Same Arwen echo, with a softer opening than Tarwen.</w:t>
+            </w:r>
+          </w:p>
+        </w:tc>
+      </w:tr>
+      <w:tr>
+        <w:tc>
+          <w:tcPr>
+            <w:tcW w:type="dxa" w:w="440"/>
+            <w:shd w:fill="F2F4F7" w:color="auto" w:val="clear"/>
+            <w:tcMar>
+              <w:top w:type="dxa" w:w="90"/>
+              <w:left w:type="dxa" w:w="120"/>
+              <w:bottom w:type="dxa" w:w="90"/>
+              <w:right w:type="dxa" w:w="120"/>
+            </w:tcMar>
+          </w:tcPr>
+          <w:p>
+            <w:pPr>
+              <w:spacing w:after="0" w:line="252"/>
+            </w:pPr>
+            <w:r>
+              <w:rPr>
+                <w:rFonts w:ascii="Calibri" w:cs="Calibri" w:eastAsia="Calibri" w:hAnsi="Calibri"/>
+                <w:b/>
+                <w:bCs/>
+                <w:color w:val="222222"/>
+                <w:sz w:val="19"/>
+                <w:szCs w:val="19"/>
+              </w:rPr>
+              <w:t xml:space="preserve">8</w:t>
+            </w:r>
+          </w:p>
+        </w:tc>
+        <w:tc>
+          <w:tcPr>
+            <w:tcW w:type="dxa" w:w="1300"/>
+            <w:shd w:fill="F2F4F7" w:color="auto" w:val="clear"/>
+            <w:tcMar>
+              <w:top w:type="dxa" w:w="90"/>
+              <w:left w:type="dxa" w:w="120"/>
+              <w:bottom w:type="dxa" w:w="90"/>
+              <w:right w:type="dxa" w:w="120"/>
+            </w:tcMar>
+          </w:tcPr>
+          <w:p>
+            <w:pPr>
+              <w:spacing w:after="0" w:line="252"/>
+            </w:pPr>
+            <w:r>
+              <w:rPr>
+                <w:rFonts w:ascii="Calibri" w:cs="Calibri" w:eastAsia="Calibri" w:hAnsi="Calibri"/>
+                <w:color w:val="222222"/>
+                <w:sz w:val="19"/>
+                <w:szCs w:val="19"/>
+              </w:rPr>
+              <w:t xml:space="preserve">Zervick</w:t>
+            </w:r>
+          </w:p>
+        </w:tc>
+        <w:tc>
+          <w:tcPr>
+            <w:tcW w:type="dxa" w:w="1300"/>
+            <w:shd w:fill="F2F4F7" w:color="auto" w:val="clear"/>
+            <w:tcMar>
+              <w:top w:type="dxa" w:w="90"/>
+              <w:left w:type="dxa" w:w="120"/>
+              <w:bottom w:type="dxa" w:w="90"/>
+              <w:right w:type="dxa" w:w="120"/>
+            </w:tcMar>
+          </w:tcPr>
+          <w:p>
+            <w:pPr>
+              <w:spacing w:after="0" w:line="252"/>
+            </w:pPr>
+            <w:r>
+              <w:rPr>
+                <w:rFonts w:ascii="Calibri" w:cs="Calibri" w:eastAsia="Calibri" w:hAnsi="Calibri"/>
+                <w:color w:val="222222"/>
+                <w:sz w:val="19"/>
+                <w:szCs w:val="19"/>
+              </w:rPr>
+              <w:t xml:space="preserve">ZER-vick</w:t>
+            </w:r>
+          </w:p>
+        </w:tc>
+        <w:tc>
+          <w:tcPr>
+            <w:tcW w:type="dxa" w:w="1700"/>
+            <w:shd w:fill="F2F4F7" w:color="auto" w:val="clear"/>
+            <w:tcMar>
+              <w:top w:type="dxa" w:w="90"/>
+              <w:left w:type="dxa" w:w="120"/>
+              <w:bottom w:type="dxa" w:w="90"/>
+              <w:right w:type="dxa" w:w="120"/>
+            </w:tcMar>
+          </w:tcPr>
+          <w:p>
+            <w:pPr>
+              <w:spacing w:after="0" w:line="252"/>
+            </w:pPr>
+            <w:r>
+              <w:rPr>
+                <w:rFonts w:ascii="Calibri" w:cs="Calibri" w:eastAsia="Calibri" w:hAnsi="Calibri"/>
+                <w:color w:val="222222"/>
+                <w:sz w:val="19"/>
+                <w:szCs w:val="19"/>
+              </w:rPr>
+              <w:t xml:space="preserve">zervick.com</w:t>
+            </w:r>
+          </w:p>
+        </w:tc>
+        <w:tc>
+          <w:tcPr>
+            <w:tcW w:type="dxa" w:w="1250"/>
+            <w:shd w:fill="F2F4F7" w:color="auto" w:val="clear"/>
+            <w:tcMar>
+              <w:top w:type="dxa" w:w="90"/>
+              <w:left w:type="dxa" w:w="120"/>
+              <w:bottom w:type="dxa" w:w="90"/>
+              <w:right w:type="dxa" w:w="120"/>
+            </w:tcMar>
+          </w:tcPr>
+          <w:p>
+            <w:pPr>
+              <w:spacing w:after="0" w:line="252"/>
+            </w:pPr>
+            <w:r>
+              <w:rPr>
+                <w:rFonts w:ascii="Calibri" w:cs="Calibri" w:eastAsia="Calibri" w:hAnsi="Calibri"/>
+                <w:color w:val="222222"/>
+                <w:sz w:val="19"/>
+                <w:szCs w:val="19"/>
+              </w:rPr>
+              <w:t xml:space="preserve">Easy</w:t>
+            </w:r>
+          </w:p>
+        </w:tc>
+        <w:tc>
+          <w:tcPr>
+            <w:tcW w:type="dxa" w:w="3370"/>
+            <w:shd w:fill="F2F4F7" w:color="auto" w:val="clear"/>
+            <w:tcMar>
+              <w:top w:type="dxa" w:w="90"/>
+              <w:left w:type="dxa" w:w="120"/>
+              <w:bottom w:type="dxa" w:w="90"/>
+              <w:right w:type="dxa" w:w="120"/>
+            </w:tcMar>
+          </w:tcPr>
+          <w:p>
+            <w:pPr>
+              <w:spacing w:after="0" w:line="252"/>
+            </w:pPr>
+            <w:r>
+              <w:rPr>
+                <w:rFonts w:ascii="Calibri" w:cs="Calibri" w:eastAsia="Calibri" w:hAnsi="Calibri"/>
+                <w:color w:val="222222"/>
+                <w:sz w:val="19"/>
+                <w:szCs w:val="19"/>
+              </w:rPr>
+              <w:t xml:space="preserve">The Z start pushes it toward science fiction rather than finance.</w:t>
+            </w:r>
+          </w:p>
+        </w:tc>
+      </w:tr>
+    </w:tbl>
+    <w:p>
+      <w:pPr>
+        <w:spacing w:after="140" w:line="276"/>
+      </w:pPr>
+      <w:r>
+        <w:rPr>
+          <w:rFonts w:ascii="Calibri" w:cs="Calibri" w:eastAsia="Calibri" w:hAnsi="Calibri"/>
+          <w:color w:val="222222"/>
+          <w:sz w:val="21"/>
+          <w:szCs w:val="21"/>
+        </w:rPr>
+        <w:t xml:space="preserve"/>
+      </w:r>
+    </w:p>
+    <w:p>
+      <w:pPr>
+        <w:spacing w:after="140" w:line="276"/>
+      </w:pPr>
+      <w:r>
+        <w:rPr>
+          <w:rFonts w:ascii="Calibri" w:cs="Calibri" w:eastAsia="Calibri" w:hAnsi="Calibri"/>
+          <w:b/>
+          <w:bCs/>
+          <w:color w:val="222222"/>
+          <w:sz w:val="21"/>
+          <w:szCs w:val="21"/>
+        </w:rPr>
+        <w:t xml:space="preserve">If you take one of these, take Tarvick. </w:t>
+      </w:r>
+      <w:r>
+        <w:rPr>
+          <w:rFonts w:ascii="Calibri" w:cs="Calibri" w:eastAsia="Calibri" w:hAnsi="Calibri"/>
+          <w:color w:val="222222"/>
+          <w:sz w:val="21"/>
+          <w:szCs w:val="21"/>
+        </w:rPr>
+        <w:t xml:space="preserve">It is the only one of the eight with nothing at all to flag: no meaning in any of the ten languages checked, no trademark conflict, no app already using it, and it sounds like a plausible surname rather than an invention. Fenvon is the backup.</w:t>
+      </w:r>
+    </w:p>
+    <w:p>
+      <w:pPr>
+        <w:spacing w:after="140" w:line="276"/>
+      </w:pPr>
+      <w:r>
+        <w:rPr>
+          <w:rFonts w:ascii="Calibri" w:cs="Calibri" w:eastAsia="Calibri" w:hAnsi="Calibri"/>
+          <w:b/>
+          <w:bCs/>
+          <w:color w:val="222222"/>
+          <w:sz w:val="21"/>
+          <w:szCs w:val="21"/>
+        </w:rPr>
+        <w:t xml:space="preserve">My honest view. </w:t>
+      </w:r>
+      <w:r>
+        <w:rPr>
+          <w:rFonts w:ascii="Calibri" w:cs="Calibri" w:eastAsia="Calibri" w:hAnsi="Calibri"/>
+          <w:color w:val="222222"/>
+          <w:sz w:val="21"/>
+          <w:szCs w:val="21"/>
+        </w:rPr>
+        <w:t xml:space="preserve">These eight are usable but none is as good as the ten above, and the reason is structural rather than a failure of imagination. A name like Claude works because it is short, smooth and familiar — and every name with those three properties is owned. What two syllables buys at this budget is a name that is nearly smooth with one rough edge. Dawnlot gives you two syllables without that compromise, which is why it leads the main list.</w:t>
+      </w:r>
+    </w:p>
+    <w:p>
+      <w:pPr>
+        <w:pBdr>
+          <w:bottom w:val="single" w:color="D5DAE0" w:sz="6" w:space="1"/>
+        </w:pBdr>
+        <w:spacing w:after="200" w:before="60"/>
+      </w:pPr>
+      <w:r>
+        <w:rPr>
+          <w:sz w:val="2"/>
+          <w:szCs w:val="2"/>
+        </w:rPr>
+        <w:t xml:space="preserve"/>
+      </w:r>
+    </w:p>
+    <w:p>
+      <w:pPr>
+        <w:pStyle w:val="Heading1"/>
+        <w:spacing w:after="170" w:before="340"/>
+      </w:pPr>
+      <w:r>
+        <w:rPr>
+          <w:rFonts w:ascii="Calibri" w:cs="Calibri" w:eastAsia="Calibri" w:hAnsi="Calibri"/>
+          <w:b/>
+          <w:bCs/>
+          <w:color w:val="1F3050"/>
+          <w:sz w:val="30"/>
+          <w:szCs w:val="30"/>
+        </w:rPr>
+        <w:t xml:space="preserve">One more name worth seeing</w:t>
+      </w:r>
+    </w:p>
+    <w:p>
+      <w:pPr>
+        <w:spacing w:after="140" w:line="276"/>
+      </w:pPr>
+      <w:r>
+        <w:rPr>
+          <w:rFonts w:ascii="Calibri" w:cs="Calibri" w:eastAsia="Calibri" w:hAnsi="Calibri"/>
+          <w:b/>
+          <w:bCs/>
+          <w:color w:val="222222"/>
+          <w:sz w:val="21"/>
+          <w:szCs w:val="21"/>
+        </w:rPr>
         <w:t xml:space="preserve">Elowena </w:t>
       </w:r>
       <w:r>
@@ -4677,32 +6971,7 @@
           <w:sz w:val="21"/>
           <w:szCs w:val="21"/>
         </w:rPr>
-        <w:t xml:space="preserve">(el-oh-WEE-na) is the best-sounding name produced anywhere in this project — effortless, warm, a real Cornish name shape. Its domain is free at standard price. It is not on the list because a fashion label and a skincare brand already occupy its search results, and for a company with no advertising budget that is a permanent tax. If you would rather spend on marketing than rely on free search, take Elowena instead of any name above.</w:t>
-      </w:r>
-    </w:p>
-    <w:p>
-      <w:pPr>
-        <w:spacing w:after="140" w:line="276"/>
-      </w:pPr>
-      <w:r>
-        <w:rPr>
-          <w:rFonts w:ascii="Calibri" w:cs="Calibri" w:eastAsia="Calibri" w:hAnsi="Calibri"/>
-          <w:b/>
-          <w:bCs/>
-          <w:color w:val="222222"/>
-          <w:sz w:val="21"/>
-          <w:szCs w:val="21"/>
-        </w:rPr>
-        <w:t xml:space="preserve">Tarvick </w:t>
-      </w:r>
-      <w:r>
-        <w:rPr>
-          <w:rFonts w:ascii="Calibri" w:cs="Calibri" w:eastAsia="Calibri" w:hAnsi="Calibri"/>
-          <w:color w:val="222222"/>
-          <w:sz w:val="21"/>
-          <w:szCs w:val="21"/>
-        </w:rPr>
-        <w:t xml:space="preserve">(TAR-vick) is the strongest two-syllable name found. When the search was restricted to two syllables, 217 candidates yielded only eight usable names and none rated strong — two syllables is the shortest and most contested shape there is, and what survives at $12 is what nobody else wanted. Tarvick is clean and sound, but it did not outscore the ten above. If two syllables is a firm requirement rather than a preference, it is the one to take.</w:t>
+        <w:t xml:space="preserve">(el-oh-WEE-na) is the best-sounding name produced anywhere in this project — effortless, warm, with the shape of a real Cornish name. Its domain is free at standard price and it is three syllables. It is not in the ten because a fashion label and a skincare brand already occupy its search results, and for a company with no advertising budget that is a permanent tax. If you would rather spend on marketing than rely on free search, take Elowena over anything above.</w:t>
       </w:r>
     </w:p>
     <w:p>
